--- a/抽離教學_數學/高一數學/融合班教學資源/第一學段/04_多項式與因式定理/練習_餘式定理與因式定理_融合版.docx
+++ b/抽離教學_數學/高一數學/融合班教學資源/第一學段/04_多項式與因式定理/練習_餘式定理與因式定理_融合版.docx
@@ -46,11 +46,12 @@
           <w:sz w:val="24"/>
           <w:szCs w:val="24"/>
         </w:rPr>
-        <w:t xml:space="preserve">提示：忘記做法的話，先回頭看《餘式定理與因式定理 —— 課堂講義》的兩個範例。</w:t>
+        <w:t xml:space="preserve">忘記做法就先回頭看《餘式定理與因式定理 —— 課堂講義》第二節和第五節的手順卡。</w:t>
       </w:r>
     </w:p>
     <w:p>
       <w:pPr>
+        <w:keepNext/>
         <w:spacing w:line="360" w:lineRule="auto" w:after="80"/>
         <w:jc w:val="left"/>
       </w:pPr>
@@ -63,6 +64,1132 @@
           <w:szCs w:val="28"/>
         </w:rPr>
         <w:t xml:space="preserve">一、練習A（★☆☆）—— 直接代入求餘式</w:t>
+      </w:r>
+    </w:p>
+    <w:tbl>
+      <w:tblPr>
+        <w:tblW w:w="11338" w:type="dxa"/>
+        <w:tblBorders>
+          <w:top w:val="single" w:sz="4" w:space="0" w:color="000000"/>
+          <w:left w:val="single" w:sz="4" w:space="0" w:color="000000"/>
+          <w:bottom w:val="single" w:sz="4" w:space="0" w:color="000000"/>
+          <w:right w:val="single" w:sz="4" w:space="0" w:color="000000"/>
+          <w:insideH w:val="single" w:sz="4" w:space="0" w:color="000000"/>
+          <w:insideV w:val="single" w:sz="4" w:space="0" w:color="000000"/>
+        </w:tblBorders>
+        <w:tblLayout w:type="fixed"/>
+      </w:tblPr>
+      <w:tblGrid>
+        <w:gridCol w:w="7029"/>
+        <w:gridCol w:w="4309"/>
+      </w:tblGrid>
+      <w:tr>
+        <w:trPr>
+          <w:cantSplit/>
+        </w:trPr>
+        <w:tc>
+          <w:tcPr>
+            <w:tcW w:w="7029" w:type="dxa"/>
+            <w:tcBorders>
+              <w:top w:val="single" w:sz="4" w:color="000000"/>
+              <w:left w:val="single" w:sz="4" w:color="000000"/>
+              <w:bottom w:val="single" w:sz="4" w:color="000000"/>
+              <w:right w:val="nil" w:sz="4" w:color="000000"/>
+            </w:tcBorders>
+            <w:tcMar>
+              <w:top w:w="70" w:type="dxa"/>
+              <w:left w:w="110" w:type="dxa"/>
+              <w:bottom w:w="70" w:type="dxa"/>
+              <w:right w:w="110" w:type="dxa"/>
+            </w:tcMar>
+            <w:vAlign w:val="top"/>
+          </w:tcPr>
+          <w:p>
+            <w:pPr>
+              <w:spacing w:line="360" w:lineRule="auto" w:after="80"/>
+              <w:jc w:val="left"/>
+            </w:pPr>
+            <w:r>
+              <w:rPr>
+                <w:rFonts w:ascii="Calibri" w:hAnsi="Calibri" w:eastAsia="微軟正黑體"/>
+                <w:sz w:val="24"/>
+                <w:szCs w:val="24"/>
+              </w:rPr>
+              <w:t xml:space="preserve">1．設 </w:t>
+            </w:r>
+            <m:oMath>
+              <m:r>
+                <m:t xml:space="preserve">f</m:t>
+              </m:r>
+              <m:r>
+                <m:t xml:space="preserve">(</m:t>
+              </m:r>
+              <m:r>
+                <m:t xml:space="preserve">x</m:t>
+              </m:r>
+              <m:r>
+                <m:t xml:space="preserve">)</m:t>
+              </m:r>
+              <m:r>
+                <m:t xml:space="preserve">=</m:t>
+              </m:r>
+              <m:sSup>
+                <m:e>
+                  <m:r>
+                    <m:t xml:space="preserve">x</m:t>
+                  </m:r>
+                </m:e>
+                <m:sup>
+                  <m:r>
+                    <m:t xml:space="preserve">2</m:t>
+                  </m:r>
+                </m:sup>
+              </m:sSup>
+              <m:r>
+                <m:t xml:space="preserve">−</m:t>
+              </m:r>
+              <m:r>
+                <m:t xml:space="preserve">4</m:t>
+              </m:r>
+              <m:r>
+                <m:t xml:space="preserve">x</m:t>
+              </m:r>
+              <m:r>
+                <m:t xml:space="preserve">+</m:t>
+              </m:r>
+              <m:r>
+                <m:t xml:space="preserve">1</m:t>
+              </m:r>
+            </m:oMath>
+            <w:r>
+              <w:rPr>
+                <w:rFonts w:ascii="Calibri" w:hAnsi="Calibri" w:eastAsia="微軟正黑體"/>
+                <w:sz w:val="24"/>
+                <w:szCs w:val="24"/>
+              </w:rPr>
+              <w:t xml:space="preserve">，求 </w:t>
+            </w:r>
+            <m:oMath>
+              <m:r>
+                <m:t xml:space="preserve">f</m:t>
+              </m:r>
+              <m:r>
+                <m:t xml:space="preserve">(</m:t>
+              </m:r>
+              <m:r>
+                <m:t xml:space="preserve">x</m:t>
+              </m:r>
+              <m:r>
+                <m:t xml:space="preserve">)</m:t>
+              </m:r>
+            </m:oMath>
+            <w:r>
+              <w:rPr>
+                <w:rFonts w:ascii="Calibri" w:hAnsi="Calibri" w:eastAsia="微軟正黑體"/>
+                <w:sz w:val="24"/>
+                <w:szCs w:val="24"/>
+              </w:rPr>
+              <w:t xml:space="preserve"> 除以 </w:t>
+            </w:r>
+            <m:oMath>
+              <m:r>
+                <m:t xml:space="preserve">(</m:t>
+              </m:r>
+              <m:r>
+                <m:t xml:space="preserve">x</m:t>
+              </m:r>
+              <m:r>
+                <m:t xml:space="preserve">−</m:t>
+              </m:r>
+              <m:r>
+                <m:t xml:space="preserve">3</m:t>
+              </m:r>
+              <m:r>
+                <m:t xml:space="preserve">)</m:t>
+              </m:r>
+            </m:oMath>
+            <w:r>
+              <w:rPr>
+                <w:rFonts w:ascii="Calibri" w:hAnsi="Calibri" w:eastAsia="微軟正黑體"/>
+                <w:sz w:val="24"/>
+                <w:szCs w:val="24"/>
+              </w:rPr>
+              <w:t xml:space="preserve"> 的餘式。</w:t>
+            </w:r>
+          </w:p>
+          <w:p>
+            <w:pPr>
+              <w:spacing w:line="360" w:lineRule="auto" w:before="120" w:after="0"/>
+              <w:pBdr>
+                <w:bottom w:val="single" w:sz="5" w:space="4" w:color="AAAAAA"/>
+              </w:pBdr>
+            </w:pPr>
+            <w:r>
+              <w:rPr>
+                <w:sz w:val="32"/>
+                <w:szCs w:val="32"/>
+              </w:rPr>
+              <w:t xml:space="preserve"> </w:t>
+            </w:r>
+          </w:p>
+          <w:p>
+            <w:pPr>
+              <w:spacing w:line="360" w:lineRule="auto" w:before="120" w:after="0"/>
+              <w:pBdr>
+                <w:bottom w:val="single" w:sz="5" w:space="4" w:color="AAAAAA"/>
+              </w:pBdr>
+            </w:pPr>
+            <w:r>
+              <w:rPr>
+                <w:sz w:val="32"/>
+                <w:szCs w:val="32"/>
+              </w:rPr>
+              <w:t xml:space="preserve"> </w:t>
+            </w:r>
+          </w:p>
+          <w:p>
+            <w:pPr>
+              <w:spacing w:line="360" w:lineRule="auto" w:before="120" w:after="0"/>
+              <w:pBdr>
+                <w:bottom w:val="single" w:sz="5" w:space="4" w:color="AAAAAA"/>
+              </w:pBdr>
+            </w:pPr>
+            <w:r>
+              <w:rPr>
+                <w:sz w:val="32"/>
+                <w:szCs w:val="32"/>
+              </w:rPr>
+              <w:t xml:space="preserve"> </w:t>
+            </w:r>
+          </w:p>
+          <w:p>
+            <w:pPr>
+              <w:spacing w:line="360" w:lineRule="auto" w:before="120" w:after="0"/>
+              <w:pBdr>
+                <w:bottom w:val="single" w:sz="5" w:space="4" w:color="AAAAAA"/>
+              </w:pBdr>
+            </w:pPr>
+            <w:r>
+              <w:rPr>
+                <w:sz w:val="32"/>
+                <w:szCs w:val="32"/>
+              </w:rPr>
+              <w:t xml:space="preserve"> </w:t>
+            </w:r>
+          </w:p>
+          <w:p>
+            <w:pPr>
+              <w:spacing w:line="360" w:lineRule="auto" w:before="120" w:after="0"/>
+              <w:pBdr>
+                <w:bottom w:val="single" w:sz="5" w:space="4" w:color="AAAAAA"/>
+              </w:pBdr>
+            </w:pPr>
+            <w:r>
+              <w:rPr>
+                <w:sz w:val="32"/>
+                <w:szCs w:val="32"/>
+              </w:rPr>
+              <w:t xml:space="preserve"> </w:t>
+            </w:r>
+          </w:p>
+        </w:tc>
+        <w:tc>
+          <w:tcPr>
+            <w:tcW w:w="4309" w:type="dxa"/>
+            <w:tcBorders>
+              <w:top w:val="single" w:sz="4" w:color="000000"/>
+              <w:left w:val="nil" w:sz="4" w:color="000000"/>
+              <w:bottom w:val="single" w:sz="4" w:color="000000"/>
+              <w:right w:val="single" w:sz="4" w:color="000000"/>
+            </w:tcBorders>
+            <w:tcMar>
+              <w:top w:w="70" w:type="dxa"/>
+              <w:left w:w="110" w:type="dxa"/>
+              <w:bottom w:w="70" w:type="dxa"/>
+              <w:right w:w="110" w:type="dxa"/>
+            </w:tcMar>
+            <w:vAlign w:val="top"/>
+          </w:tcPr>
+          <w:p>
+            <w:pPr>
+              <w:shd w:val="clear" w:color="auto" w:fill="F0F0F0"/>
+              <w:jc w:val="left"/>
+            </w:pPr>
+            <w:r>
+              <w:rPr>
+                <w:rFonts w:ascii="Calibri" w:hAnsi="Calibri" w:eastAsia="微軟正黑體"/>
+                <w:b/>
+                <w:bCs/>
+                <w:sz w:val="21"/>
+                <w:szCs w:val="21"/>
+              </w:rPr>
+              <w:t xml:space="preserve">求餘式四步</w:t>
+            </w:r>
+          </w:p>
+          <w:p>
+            <w:pPr>
+              <w:shd w:val="clear" w:color="auto" w:fill="F0F0F0"/>
+              <w:jc w:val="left"/>
+            </w:pPr>
+            <w:r>
+              <w:rPr>
+                <w:rFonts w:ascii="Calibri" w:hAnsi="Calibri" w:eastAsia="微軟正黑體"/>
+                <w:sz w:val="20"/>
+                <w:szCs w:val="20"/>
+              </w:rPr>
+              <w:t xml:space="preserve">① 令除式 ＝ 0，得要代的數</w:t>
+            </w:r>
+          </w:p>
+          <w:p>
+            <w:pPr>
+              <w:shd w:val="clear" w:color="auto" w:fill="F0F0F0"/>
+              <w:jc w:val="left"/>
+            </w:pPr>
+            <w:r>
+              <w:rPr>
+                <w:rFonts w:ascii="Calibri" w:hAnsi="Calibri" w:eastAsia="微軟正黑體"/>
+                <w:sz w:val="20"/>
+                <w:szCs w:val="20"/>
+              </w:rPr>
+              <w:t xml:space="preserve">② 代入，負數加括號</w:t>
+            </w:r>
+          </w:p>
+          <w:p>
+            <w:pPr>
+              <w:shd w:val="clear" w:color="auto" w:fill="F0F0F0"/>
+              <w:jc w:val="left"/>
+            </w:pPr>
+            <w:r>
+              <w:rPr>
+                <w:rFonts w:ascii="Calibri" w:hAnsi="Calibri" w:eastAsia="微軟正黑體"/>
+                <w:sz w:val="20"/>
+                <w:szCs w:val="20"/>
+              </w:rPr>
+              <w:t xml:space="preserve">③ 逐項算</w:t>
+            </w:r>
+          </w:p>
+          <w:p>
+            <w:pPr>
+              <w:shd w:val="clear" w:color="auto" w:fill="F0F0F0"/>
+              <w:jc w:val="left"/>
+            </w:pPr>
+            <w:r>
+              <w:rPr>
+                <w:rFonts w:ascii="Calibri" w:hAnsi="Calibri" w:eastAsia="微軟正黑體"/>
+                <w:sz w:val="20"/>
+                <w:szCs w:val="20"/>
+              </w:rPr>
+              <w:t xml:space="preserve">④ 加起來＝餘式</w:t>
+            </w:r>
+          </w:p>
+        </w:tc>
+      </w:tr>
+    </w:tbl>
+    <w:p>
+      <w:pPr>
+        <w:spacing w:line="360" w:lineRule="auto"/>
+      </w:pPr>
+    </w:p>
+    <w:tbl>
+      <w:tblPr>
+        <w:tblW w:w="11338" w:type="dxa"/>
+        <w:tblBorders>
+          <w:top w:val="single" w:sz="4" w:space="0" w:color="000000"/>
+          <w:left w:val="single" w:sz="4" w:space="0" w:color="000000"/>
+          <w:bottom w:val="single" w:sz="4" w:space="0" w:color="000000"/>
+          <w:right w:val="single" w:sz="4" w:space="0" w:color="000000"/>
+          <w:insideH w:val="single" w:sz="4" w:space="0" w:color="000000"/>
+          <w:insideV w:val="single" w:sz="4" w:space="0" w:color="000000"/>
+        </w:tblBorders>
+        <w:tblLayout w:type="fixed"/>
+      </w:tblPr>
+      <w:tblGrid>
+        <w:gridCol w:w="7029"/>
+        <w:gridCol w:w="4309"/>
+      </w:tblGrid>
+      <w:tr>
+        <w:trPr>
+          <w:cantSplit/>
+        </w:trPr>
+        <w:tc>
+          <w:tcPr>
+            <w:tcW w:w="7029" w:type="dxa"/>
+            <w:tcBorders>
+              <w:top w:val="single" w:sz="4" w:color="000000"/>
+              <w:left w:val="single" w:sz="4" w:color="000000"/>
+              <w:bottom w:val="single" w:sz="4" w:color="000000"/>
+              <w:right w:val="nil" w:sz="4" w:color="000000"/>
+            </w:tcBorders>
+            <w:tcMar>
+              <w:top w:w="70" w:type="dxa"/>
+              <w:left w:w="110" w:type="dxa"/>
+              <w:bottom w:w="70" w:type="dxa"/>
+              <w:right w:w="110" w:type="dxa"/>
+            </w:tcMar>
+            <w:vAlign w:val="top"/>
+          </w:tcPr>
+          <w:p>
+            <w:pPr>
+              <w:spacing w:line="360" w:lineRule="auto" w:after="80"/>
+              <w:jc w:val="left"/>
+            </w:pPr>
+            <w:r>
+              <w:rPr>
+                <w:rFonts w:ascii="Calibri" w:hAnsi="Calibri" w:eastAsia="微軟正黑體"/>
+                <w:sz w:val="24"/>
+                <w:szCs w:val="24"/>
+              </w:rPr>
+              <w:t xml:space="preserve">2．設 </w:t>
+            </w:r>
+            <m:oMath>
+              <m:r>
+                <m:t xml:space="preserve">f</m:t>
+              </m:r>
+              <m:r>
+                <m:t xml:space="preserve">(</m:t>
+              </m:r>
+              <m:r>
+                <m:t xml:space="preserve">x</m:t>
+              </m:r>
+              <m:r>
+                <m:t xml:space="preserve">)</m:t>
+              </m:r>
+              <m:r>
+                <m:t xml:space="preserve">=</m:t>
+              </m:r>
+              <m:sSup>
+                <m:e>
+                  <m:r>
+                    <m:t xml:space="preserve">x</m:t>
+                  </m:r>
+                </m:e>
+                <m:sup>
+                  <m:r>
+                    <m:t xml:space="preserve">3</m:t>
+                  </m:r>
+                </m:sup>
+              </m:sSup>
+              <m:r>
+                <m:t xml:space="preserve">−</m:t>
+              </m:r>
+              <m:r>
+                <m:t xml:space="preserve">2</m:t>
+              </m:r>
+              <m:r>
+                <m:t xml:space="preserve">x</m:t>
+              </m:r>
+              <m:r>
+                <m:t xml:space="preserve">+</m:t>
+              </m:r>
+              <m:r>
+                <m:t xml:space="preserve">3</m:t>
+              </m:r>
+            </m:oMath>
+            <w:r>
+              <w:rPr>
+                <w:rFonts w:ascii="Calibri" w:hAnsi="Calibri" w:eastAsia="微軟正黑體"/>
+                <w:sz w:val="24"/>
+                <w:szCs w:val="24"/>
+              </w:rPr>
+              <w:t xml:space="preserve">，求 </w:t>
+            </w:r>
+            <m:oMath>
+              <m:r>
+                <m:t xml:space="preserve">f</m:t>
+              </m:r>
+              <m:r>
+                <m:t xml:space="preserve">(</m:t>
+              </m:r>
+              <m:r>
+                <m:t xml:space="preserve">x</m:t>
+              </m:r>
+              <m:r>
+                <m:t xml:space="preserve">)</m:t>
+              </m:r>
+            </m:oMath>
+            <w:r>
+              <w:rPr>
+                <w:rFonts w:ascii="Calibri" w:hAnsi="Calibri" w:eastAsia="微軟正黑體"/>
+                <w:sz w:val="24"/>
+                <w:szCs w:val="24"/>
+              </w:rPr>
+              <w:t xml:space="preserve"> 除以 </w:t>
+            </w:r>
+            <m:oMath>
+              <m:r>
+                <m:t xml:space="preserve">(</m:t>
+              </m:r>
+              <m:r>
+                <m:t xml:space="preserve">x</m:t>
+              </m:r>
+              <m:r>
+                <m:t xml:space="preserve">+</m:t>
+              </m:r>
+              <m:r>
+                <m:t xml:space="preserve">2</m:t>
+              </m:r>
+              <m:r>
+                <m:t xml:space="preserve">)</m:t>
+              </m:r>
+            </m:oMath>
+            <w:r>
+              <w:rPr>
+                <w:rFonts w:ascii="Calibri" w:hAnsi="Calibri" w:eastAsia="微軟正黑體"/>
+                <w:sz w:val="24"/>
+                <w:szCs w:val="24"/>
+              </w:rPr>
+              <w:t xml:space="preserve"> 的餘式。</w:t>
+            </w:r>
+          </w:p>
+          <w:p>
+            <w:pPr>
+              <w:spacing w:line="360" w:lineRule="auto" w:before="120" w:after="0"/>
+              <w:pBdr>
+                <w:bottom w:val="single" w:sz="5" w:space="4" w:color="AAAAAA"/>
+              </w:pBdr>
+            </w:pPr>
+            <w:r>
+              <w:rPr>
+                <w:sz w:val="32"/>
+                <w:szCs w:val="32"/>
+              </w:rPr>
+              <w:t xml:space="preserve"> </w:t>
+            </w:r>
+          </w:p>
+          <w:p>
+            <w:pPr>
+              <w:spacing w:line="360" w:lineRule="auto" w:before="120" w:after="0"/>
+              <w:pBdr>
+                <w:bottom w:val="single" w:sz="5" w:space="4" w:color="AAAAAA"/>
+              </w:pBdr>
+            </w:pPr>
+            <w:r>
+              <w:rPr>
+                <w:sz w:val="32"/>
+                <w:szCs w:val="32"/>
+              </w:rPr>
+              <w:t xml:space="preserve"> </w:t>
+            </w:r>
+          </w:p>
+          <w:p>
+            <w:pPr>
+              <w:spacing w:line="360" w:lineRule="auto" w:before="120" w:after="0"/>
+              <w:pBdr>
+                <w:bottom w:val="single" w:sz="5" w:space="4" w:color="AAAAAA"/>
+              </w:pBdr>
+            </w:pPr>
+            <w:r>
+              <w:rPr>
+                <w:sz w:val="32"/>
+                <w:szCs w:val="32"/>
+              </w:rPr>
+              <w:t xml:space="preserve"> </w:t>
+            </w:r>
+          </w:p>
+          <w:p>
+            <w:pPr>
+              <w:spacing w:line="360" w:lineRule="auto" w:before="120" w:after="0"/>
+              <w:pBdr>
+                <w:bottom w:val="single" w:sz="5" w:space="4" w:color="AAAAAA"/>
+              </w:pBdr>
+            </w:pPr>
+            <w:r>
+              <w:rPr>
+                <w:sz w:val="32"/>
+                <w:szCs w:val="32"/>
+              </w:rPr>
+              <w:t xml:space="preserve"> </w:t>
+            </w:r>
+          </w:p>
+          <w:p>
+            <w:pPr>
+              <w:spacing w:line="360" w:lineRule="auto" w:before="120" w:after="0"/>
+              <w:pBdr>
+                <w:bottom w:val="single" w:sz="5" w:space="4" w:color="AAAAAA"/>
+              </w:pBdr>
+            </w:pPr>
+            <w:r>
+              <w:rPr>
+                <w:sz w:val="32"/>
+                <w:szCs w:val="32"/>
+              </w:rPr>
+              <w:t xml:space="preserve"> </w:t>
+            </w:r>
+          </w:p>
+        </w:tc>
+        <w:tc>
+          <w:tcPr>
+            <w:tcW w:w="4309" w:type="dxa"/>
+            <w:tcBorders>
+              <w:top w:val="single" w:sz="4" w:color="000000"/>
+              <w:left w:val="nil" w:sz="4" w:color="000000"/>
+              <w:bottom w:val="single" w:sz="4" w:color="000000"/>
+              <w:right w:val="single" w:sz="4" w:color="000000"/>
+            </w:tcBorders>
+            <w:tcMar>
+              <w:top w:w="70" w:type="dxa"/>
+              <w:left w:w="110" w:type="dxa"/>
+              <w:bottom w:w="70" w:type="dxa"/>
+              <w:right w:w="110" w:type="dxa"/>
+            </w:tcMar>
+            <w:vAlign w:val="top"/>
+          </w:tcPr>
+          <w:p>
+            <w:pPr>
+              <w:shd w:val="clear" w:color="auto" w:fill="F0F0F0"/>
+              <w:jc w:val="left"/>
+            </w:pPr>
+            <w:r>
+              <w:rPr>
+                <w:rFonts w:ascii="Calibri" w:hAnsi="Calibri" w:eastAsia="微軟正黑體"/>
+                <w:b/>
+                <w:bCs/>
+                <w:sz w:val="21"/>
+                <w:szCs w:val="21"/>
+              </w:rPr>
+              <w:t xml:space="preserve">求餘式四步</w:t>
+            </w:r>
+          </w:p>
+          <w:p>
+            <w:pPr>
+              <w:shd w:val="clear" w:color="auto" w:fill="F0F0F0"/>
+              <w:jc w:val="left"/>
+            </w:pPr>
+            <w:r>
+              <w:rPr>
+                <w:rFonts w:ascii="Calibri" w:hAnsi="Calibri" w:eastAsia="微軟正黑體"/>
+                <w:sz w:val="20"/>
+                <w:szCs w:val="20"/>
+              </w:rPr>
+              <w:t xml:space="preserve">① 令除式 ＝ 0，得要代的數</w:t>
+            </w:r>
+          </w:p>
+          <w:p>
+            <w:pPr>
+              <w:shd w:val="clear" w:color="auto" w:fill="F0F0F0"/>
+              <w:jc w:val="left"/>
+            </w:pPr>
+            <w:r>
+              <w:rPr>
+                <w:rFonts w:ascii="Calibri" w:hAnsi="Calibri" w:eastAsia="微軟正黑體"/>
+                <w:sz w:val="20"/>
+                <w:szCs w:val="20"/>
+              </w:rPr>
+              <w:t xml:space="preserve">② 代入，負數加括號</w:t>
+            </w:r>
+          </w:p>
+          <w:p>
+            <w:pPr>
+              <w:shd w:val="clear" w:color="auto" w:fill="F0F0F0"/>
+              <w:jc w:val="left"/>
+            </w:pPr>
+            <w:r>
+              <w:rPr>
+                <w:rFonts w:ascii="Calibri" w:hAnsi="Calibri" w:eastAsia="微軟正黑體"/>
+                <w:sz w:val="20"/>
+                <w:szCs w:val="20"/>
+              </w:rPr>
+              <w:t xml:space="preserve">③ 逐項算</w:t>
+            </w:r>
+          </w:p>
+          <w:p>
+            <w:pPr>
+              <w:shd w:val="clear" w:color="auto" w:fill="F0F0F0"/>
+              <w:jc w:val="left"/>
+            </w:pPr>
+            <w:r>
+              <w:rPr>
+                <w:rFonts w:ascii="Calibri" w:hAnsi="Calibri" w:eastAsia="微軟正黑體"/>
+                <w:sz w:val="20"/>
+                <w:szCs w:val="20"/>
+              </w:rPr>
+              <w:t xml:space="preserve">④ 加起來＝餘式</w:t>
+            </w:r>
+          </w:p>
+        </w:tc>
+      </w:tr>
+    </w:tbl>
+    <w:p>
+      <w:pPr>
+        <w:spacing w:line="360" w:lineRule="auto"/>
+      </w:pPr>
+    </w:p>
+    <w:tbl>
+      <w:tblPr>
+        <w:tblW w:w="11338" w:type="dxa"/>
+        <w:tblBorders>
+          <w:top w:val="single" w:sz="4" w:space="0" w:color="000000"/>
+          <w:left w:val="single" w:sz="4" w:space="0" w:color="000000"/>
+          <w:bottom w:val="single" w:sz="4" w:space="0" w:color="000000"/>
+          <w:right w:val="single" w:sz="4" w:space="0" w:color="000000"/>
+          <w:insideH w:val="single" w:sz="4" w:space="0" w:color="000000"/>
+          <w:insideV w:val="single" w:sz="4" w:space="0" w:color="000000"/>
+        </w:tblBorders>
+        <w:tblLayout w:type="fixed"/>
+      </w:tblPr>
+      <w:tblGrid>
+        <w:gridCol w:w="7029"/>
+        <w:gridCol w:w="4309"/>
+      </w:tblGrid>
+      <w:tr>
+        <w:trPr>
+          <w:cantSplit/>
+        </w:trPr>
+        <w:tc>
+          <w:tcPr>
+            <w:tcW w:w="7029" w:type="dxa"/>
+            <w:tcBorders>
+              <w:top w:val="single" w:sz="4" w:color="000000"/>
+              <w:left w:val="single" w:sz="4" w:color="000000"/>
+              <w:bottom w:val="single" w:sz="4" w:color="000000"/>
+              <w:right w:val="nil" w:sz="4" w:color="000000"/>
+            </w:tcBorders>
+            <w:tcMar>
+              <w:top w:w="70" w:type="dxa"/>
+              <w:left w:w="110" w:type="dxa"/>
+              <w:bottom w:w="70" w:type="dxa"/>
+              <w:right w:w="110" w:type="dxa"/>
+            </w:tcMar>
+            <w:vAlign w:val="top"/>
+          </w:tcPr>
+          <w:p>
+            <w:pPr>
+              <w:spacing w:line="360" w:lineRule="auto" w:after="80"/>
+              <w:jc w:val="left"/>
+            </w:pPr>
+            <w:r>
+              <w:rPr>
+                <w:rFonts w:ascii="Calibri" w:hAnsi="Calibri" w:eastAsia="微軟正黑體"/>
+                <w:sz w:val="24"/>
+                <w:szCs w:val="24"/>
+              </w:rPr>
+              <w:t xml:space="preserve">3．設 </w:t>
+            </w:r>
+            <m:oMath>
+              <m:r>
+                <m:t xml:space="preserve">f</m:t>
+              </m:r>
+              <m:r>
+                <m:t xml:space="preserve">(</m:t>
+              </m:r>
+              <m:r>
+                <m:t xml:space="preserve">x</m:t>
+              </m:r>
+              <m:r>
+                <m:t xml:space="preserve">)</m:t>
+              </m:r>
+              <m:r>
+                <m:t xml:space="preserve">=</m:t>
+              </m:r>
+              <m:sSup>
+                <m:e>
+                  <m:r>
+                    <m:t xml:space="preserve">x</m:t>
+                  </m:r>
+                </m:e>
+                <m:sup>
+                  <m:r>
+                    <m:t xml:space="preserve">3</m:t>
+                  </m:r>
+                </m:sup>
+              </m:sSup>
+              <m:r>
+                <m:t xml:space="preserve">+</m:t>
+              </m:r>
+              <m:r>
+                <m:t xml:space="preserve">2</m:t>
+              </m:r>
+              <m:sSup>
+                <m:e>
+                  <m:r>
+                    <m:t xml:space="preserve">x</m:t>
+                  </m:r>
+                </m:e>
+                <m:sup>
+                  <m:r>
+                    <m:t xml:space="preserve">2</m:t>
+                  </m:r>
+                </m:sup>
+              </m:sSup>
+              <m:r>
+                <m:t xml:space="preserve">−</m:t>
+              </m:r>
+              <m:r>
+                <m:t xml:space="preserve">x</m:t>
+              </m:r>
+              <m:r>
+                <m:t xml:space="preserve">+</m:t>
+              </m:r>
+              <m:r>
+                <m:t xml:space="preserve">4</m:t>
+              </m:r>
+            </m:oMath>
+            <w:r>
+              <w:rPr>
+                <w:rFonts w:ascii="Calibri" w:hAnsi="Calibri" w:eastAsia="微軟正黑體"/>
+                <w:sz w:val="24"/>
+                <w:szCs w:val="24"/>
+              </w:rPr>
+              <w:t xml:space="preserve">，求 </w:t>
+            </w:r>
+            <m:oMath>
+              <m:r>
+                <m:t xml:space="preserve">f</m:t>
+              </m:r>
+              <m:r>
+                <m:t xml:space="preserve">(</m:t>
+              </m:r>
+              <m:r>
+                <m:t xml:space="preserve">x</m:t>
+              </m:r>
+              <m:r>
+                <m:t xml:space="preserve">)</m:t>
+              </m:r>
+            </m:oMath>
+            <w:r>
+              <w:rPr>
+                <w:rFonts w:ascii="Calibri" w:hAnsi="Calibri" w:eastAsia="微軟正黑體"/>
+                <w:sz w:val="24"/>
+                <w:szCs w:val="24"/>
+              </w:rPr>
+              <w:t xml:space="preserve"> 除以 </w:t>
+            </w:r>
+            <m:oMath>
+              <m:r>
+                <m:t xml:space="preserve">(</m:t>
+              </m:r>
+              <m:r>
+                <m:t xml:space="preserve">x</m:t>
+              </m:r>
+              <m:r>
+                <m:t xml:space="preserve">+</m:t>
+              </m:r>
+              <m:r>
+                <m:t xml:space="preserve">1</m:t>
+              </m:r>
+              <m:r>
+                <m:t xml:space="preserve">)</m:t>
+              </m:r>
+            </m:oMath>
+            <w:r>
+              <w:rPr>
+                <w:rFonts w:ascii="Calibri" w:hAnsi="Calibri" w:eastAsia="微軟正黑體"/>
+                <w:sz w:val="24"/>
+                <w:szCs w:val="24"/>
+              </w:rPr>
+              <w:t xml:space="preserve"> 的餘式。</w:t>
+            </w:r>
+          </w:p>
+          <w:p>
+            <w:pPr>
+              <w:spacing w:line="360" w:lineRule="auto" w:before="120" w:after="0"/>
+              <w:pBdr>
+                <w:bottom w:val="single" w:sz="5" w:space="4" w:color="AAAAAA"/>
+              </w:pBdr>
+            </w:pPr>
+            <w:r>
+              <w:rPr>
+                <w:sz w:val="32"/>
+                <w:szCs w:val="32"/>
+              </w:rPr>
+              <w:t xml:space="preserve"> </w:t>
+            </w:r>
+          </w:p>
+          <w:p>
+            <w:pPr>
+              <w:spacing w:line="360" w:lineRule="auto" w:before="120" w:after="0"/>
+              <w:pBdr>
+                <w:bottom w:val="single" w:sz="5" w:space="4" w:color="AAAAAA"/>
+              </w:pBdr>
+            </w:pPr>
+            <w:r>
+              <w:rPr>
+                <w:sz w:val="32"/>
+                <w:szCs w:val="32"/>
+              </w:rPr>
+              <w:t xml:space="preserve"> </w:t>
+            </w:r>
+          </w:p>
+          <w:p>
+            <w:pPr>
+              <w:spacing w:line="360" w:lineRule="auto" w:before="120" w:after="0"/>
+              <w:pBdr>
+                <w:bottom w:val="single" w:sz="5" w:space="4" w:color="AAAAAA"/>
+              </w:pBdr>
+            </w:pPr>
+            <w:r>
+              <w:rPr>
+                <w:sz w:val="32"/>
+                <w:szCs w:val="32"/>
+              </w:rPr>
+              <w:t xml:space="preserve"> </w:t>
+            </w:r>
+          </w:p>
+          <w:p>
+            <w:pPr>
+              <w:spacing w:line="360" w:lineRule="auto" w:before="120" w:after="0"/>
+              <w:pBdr>
+                <w:bottom w:val="single" w:sz="5" w:space="4" w:color="AAAAAA"/>
+              </w:pBdr>
+            </w:pPr>
+            <w:r>
+              <w:rPr>
+                <w:sz w:val="32"/>
+                <w:szCs w:val="32"/>
+              </w:rPr>
+              <w:t xml:space="preserve"> </w:t>
+            </w:r>
+          </w:p>
+          <w:p>
+            <w:pPr>
+              <w:spacing w:line="360" w:lineRule="auto" w:before="120" w:after="0"/>
+              <w:pBdr>
+                <w:bottom w:val="single" w:sz="5" w:space="4" w:color="AAAAAA"/>
+              </w:pBdr>
+            </w:pPr>
+            <w:r>
+              <w:rPr>
+                <w:sz w:val="32"/>
+                <w:szCs w:val="32"/>
+              </w:rPr>
+              <w:t xml:space="preserve"> </w:t>
+            </w:r>
+          </w:p>
+        </w:tc>
+        <w:tc>
+          <w:tcPr>
+            <w:tcW w:w="4309" w:type="dxa"/>
+            <w:tcBorders>
+              <w:top w:val="single" w:sz="4" w:color="000000"/>
+              <w:left w:val="nil" w:sz="4" w:color="000000"/>
+              <w:bottom w:val="single" w:sz="4" w:color="000000"/>
+              <w:right w:val="single" w:sz="4" w:color="000000"/>
+            </w:tcBorders>
+            <w:tcMar>
+              <w:top w:w="70" w:type="dxa"/>
+              <w:left w:w="110" w:type="dxa"/>
+              <w:bottom w:w="70" w:type="dxa"/>
+              <w:right w:w="110" w:type="dxa"/>
+            </w:tcMar>
+            <w:vAlign w:val="top"/>
+          </w:tcPr>
+          <w:p>
+            <w:pPr>
+              <w:shd w:val="clear" w:color="auto" w:fill="F0F0F0"/>
+              <w:jc w:val="left"/>
+            </w:pPr>
+            <w:r>
+              <w:rPr>
+                <w:rFonts w:ascii="Calibri" w:hAnsi="Calibri" w:eastAsia="微軟正黑體"/>
+                <w:b/>
+                <w:bCs/>
+                <w:sz w:val="21"/>
+                <w:szCs w:val="21"/>
+              </w:rPr>
+              <w:t xml:space="preserve">求餘式四步</w:t>
+            </w:r>
+          </w:p>
+          <w:p>
+            <w:pPr>
+              <w:shd w:val="clear" w:color="auto" w:fill="F0F0F0"/>
+              <w:jc w:val="left"/>
+            </w:pPr>
+            <w:r>
+              <w:rPr>
+                <w:rFonts w:ascii="Calibri" w:hAnsi="Calibri" w:eastAsia="微軟正黑體"/>
+                <w:sz w:val="20"/>
+                <w:szCs w:val="20"/>
+              </w:rPr>
+              <w:t xml:space="preserve">① 令除式 ＝ 0，得要代的數</w:t>
+            </w:r>
+          </w:p>
+          <w:p>
+            <w:pPr>
+              <w:shd w:val="clear" w:color="auto" w:fill="F0F0F0"/>
+              <w:jc w:val="left"/>
+            </w:pPr>
+            <w:r>
+              <w:rPr>
+                <w:rFonts w:ascii="Calibri" w:hAnsi="Calibri" w:eastAsia="微軟正黑體"/>
+                <w:sz w:val="20"/>
+                <w:szCs w:val="20"/>
+              </w:rPr>
+              <w:t xml:space="preserve">② 代入，負數加括號</w:t>
+            </w:r>
+          </w:p>
+          <w:p>
+            <w:pPr>
+              <w:shd w:val="clear" w:color="auto" w:fill="F0F0F0"/>
+              <w:jc w:val="left"/>
+            </w:pPr>
+            <w:r>
+              <w:rPr>
+                <w:rFonts w:ascii="Calibri" w:hAnsi="Calibri" w:eastAsia="微軟正黑體"/>
+                <w:sz w:val="20"/>
+                <w:szCs w:val="20"/>
+              </w:rPr>
+              <w:t xml:space="preserve">③ 逐項算</w:t>
+            </w:r>
+          </w:p>
+          <w:p>
+            <w:pPr>
+              <w:shd w:val="clear" w:color="auto" w:fill="F0F0F0"/>
+              <w:jc w:val="left"/>
+            </w:pPr>
+            <w:r>
+              <w:rPr>
+                <w:rFonts w:ascii="Calibri" w:hAnsi="Calibri" w:eastAsia="微軟正黑體"/>
+                <w:sz w:val="20"/>
+                <w:szCs w:val="20"/>
+              </w:rPr>
+              <w:t xml:space="preserve">④ 加起來＝餘式</w:t>
+            </w:r>
+          </w:p>
+        </w:tc>
+      </w:tr>
+    </w:tbl>
+    <w:p>
+      <w:pPr>
+        <w:spacing w:line="360" w:lineRule="auto"/>
+      </w:pPr>
+    </w:p>
+    <w:p>
+      <w:pPr>
+        <w:pageBreakBefore/>
+        <w:keepNext/>
+        <w:spacing w:line="360" w:lineRule="auto" w:after="80"/>
+        <w:jc w:val="left"/>
+      </w:pPr>
+      <w:r>
+        <w:rPr>
+          <w:rFonts w:ascii="Calibri" w:hAnsi="Calibri" w:eastAsia="微軟正黑體"/>
+          <w:b/>
+          <w:bCs/>
+          <w:sz w:val="28"/>
+          <w:szCs w:val="28"/>
+        </w:rPr>
+        <w:t xml:space="preserve">二、練習B（★★☆）—— 因式定理，以及除式是 ax − b</w:t>
+      </w:r>
+    </w:p>
+    <w:p>
+      <w:pPr>
+        <w:spacing w:line="360" w:lineRule="auto" w:after="80"/>
+        <w:shd w:val="clear" w:color="auto" w:fill="F0F0F0"/>
+        <w:pBdr>
+          <w:left w:val="single" w:sz="18" w:space="8" w:color="555555"/>
+        </w:pBdr>
+        <w:jc w:val="left"/>
+      </w:pPr>
+      <w:r>
+        <w:rPr>
+          <w:rFonts w:ascii="Calibri" w:hAnsi="Calibri" w:eastAsia="微軟正黑體"/>
+          <w:sz w:val="24"/>
+          <w:szCs w:val="24"/>
+        </w:rPr>
+        <w:t xml:space="preserve">「</w:t>
+      </w:r>
+      <m:oMath>
+        <m:r>
+          <m:t xml:space="preserve">(</m:t>
+        </m:r>
+        <m:r>
+          <m:t xml:space="preserve">x</m:t>
+        </m:r>
+        <m:r>
+          <m:t xml:space="preserve">−</m:t>
+        </m:r>
+        <m:r>
+          <m:t xml:space="preserve">c</m:t>
+        </m:r>
+        <m:r>
+          <m:t xml:space="preserve">)</m:t>
+        </m:r>
+      </m:oMath>
+      <w:r>
+        <w:rPr>
+          <w:rFonts w:ascii="Calibri" w:hAnsi="Calibri" w:eastAsia="微軟正黑體"/>
+          <w:sz w:val="24"/>
+          <w:szCs w:val="24"/>
+        </w:rPr>
+        <w:t xml:space="preserve"> 是因式」→ 寫 </w:t>
+      </w:r>
+      <m:oMath>
+        <m:r>
+          <m:t xml:space="preserve">f</m:t>
+        </m:r>
+        <m:r>
+          <m:t xml:space="preserve">(</m:t>
+        </m:r>
+        <m:r>
+          <m:t xml:space="preserve">c</m:t>
+        </m:r>
+        <m:r>
+          <m:t xml:space="preserve">)</m:t>
+        </m:r>
+        <m:r>
+          <m:t xml:space="preserve">=</m:t>
+        </m:r>
+        <m:r>
+          <m:t xml:space="preserve">0</m:t>
+        </m:r>
+      </m:oMath>
+      <w:r>
+        <w:rPr>
+          <w:rFonts w:ascii="Calibri" w:hAnsi="Calibri" w:eastAsia="微軟正黑體"/>
+          <w:sz w:val="24"/>
+          <w:szCs w:val="24"/>
+        </w:rPr>
+        <w:t xml:space="preserve">。除式是 </w:t>
+      </w:r>
+      <m:oMath>
+        <m:r>
+          <m:t xml:space="preserve">a</m:t>
+        </m:r>
+        <m:r>
+          <m:t xml:space="preserve">x</m:t>
+        </m:r>
+        <m:r>
+          <m:t xml:space="preserve">−</m:t>
+        </m:r>
+        <m:r>
+          <m:t xml:space="preserve">b</m:t>
+        </m:r>
+      </m:oMath>
+      <w:r>
+        <w:rPr>
+          <w:rFonts w:ascii="Calibri" w:hAnsi="Calibri" w:eastAsia="微軟正黑體"/>
+          <w:sz w:val="24"/>
+          <w:szCs w:val="24"/>
+        </w:rPr>
+        <w:t xml:space="preserve"> → 代入 </w:t>
+      </w:r>
+      <m:oMath>
+        <m:r>
+          <m:t xml:space="preserve">x</m:t>
+        </m:r>
+        <m:r>
+          <m:t xml:space="preserve">=</m:t>
+        </m:r>
+        <m:f>
+          <m:num>
+            <m:r>
+              <m:t xml:space="preserve">b</m:t>
+            </m:r>
+          </m:num>
+          <m:den>
+            <m:r>
+              <m:t xml:space="preserve">a</m:t>
+            </m:r>
+          </m:den>
+        </m:f>
+      </m:oMath>
+      <w:r>
+        <w:rPr>
+          <w:rFonts w:ascii="Calibri" w:hAnsi="Calibri" w:eastAsia="微軟正黑體"/>
+          <w:sz w:val="24"/>
+          <w:szCs w:val="24"/>
+        </w:rPr>
+        <w:t xml:space="preserve">。</w:t>
       </w:r>
     </w:p>
     <w:tbl>
@@ -104,13 +1231,13 @@
                 <w:sz w:val="24"/>
                 <w:szCs w:val="24"/>
               </w:rPr>
-              <w:t xml:space="preserve">1．設 </w:t>
+              <w:t xml:space="preserve">4．已知 </w:t>
             </w:r>
             <m:oMath>
               <m:sSup>
                 <m:e>
                   <m:r>
-                    <m:t xml:space="preserve">f(x) = x</m:t>
+                    <m:t xml:space="preserve">x</m:t>
                   </m:r>
                 </m:e>
                 <m:sup>
@@ -120,16 +1247,96 @@
                 </m:sup>
               </m:sSup>
               <m:r>
-                <m:t xml:space="preserve">−4x+1</m:t>
-              </m:r>
-            </m:oMath>
-            <w:r>
-              <w:rPr>
-                <w:rFonts w:ascii="Calibri" w:hAnsi="Calibri" w:eastAsia="微軟正黑體"/>
-                <w:sz w:val="24"/>
-                <w:szCs w:val="24"/>
-              </w:rPr>
-              <w:t xml:space="preserve">，求 f(x) 除以 (x−3) 的餘式。（提示：算 f(3)）</w:t>
+                <m:t xml:space="preserve">+</m:t>
+              </m:r>
+              <m:r>
+                <m:t xml:space="preserve">k</m:t>
+              </m:r>
+              <m:r>
+                <m:t xml:space="preserve">x</m:t>
+              </m:r>
+              <m:r>
+                <m:t xml:space="preserve">+</m:t>
+              </m:r>
+              <m:r>
+                <m:t xml:space="preserve">9</m:t>
+              </m:r>
+            </m:oMath>
+            <w:r>
+              <w:rPr>
+                <w:rFonts w:ascii="Calibri" w:hAnsi="Calibri" w:eastAsia="微軟正黑體"/>
+                <w:sz w:val="24"/>
+                <w:szCs w:val="24"/>
+              </w:rPr>
+              <w:t xml:space="preserve"> 有因式 </w:t>
+            </w:r>
+            <m:oMath>
+              <m:r>
+                <m:t xml:space="preserve">(</m:t>
+              </m:r>
+              <m:r>
+                <m:t xml:space="preserve">x</m:t>
+              </m:r>
+              <m:r>
+                <m:t xml:space="preserve">−</m:t>
+              </m:r>
+              <m:r>
+                <m:t xml:space="preserve">3</m:t>
+              </m:r>
+              <m:r>
+                <m:t xml:space="preserve">)</m:t>
+              </m:r>
+            </m:oMath>
+            <w:r>
+              <w:rPr>
+                <w:rFonts w:ascii="Calibri" w:hAnsi="Calibri" w:eastAsia="微軟正黑體"/>
+                <w:sz w:val="24"/>
+                <w:szCs w:val="24"/>
+              </w:rPr>
+              <w:t xml:space="preserve">，求 </w:t>
+            </w:r>
+            <m:oMath>
+              <m:r>
+                <m:t xml:space="preserve">k</m:t>
+              </m:r>
+            </m:oMath>
+            <w:r>
+              <w:rPr>
+                <w:rFonts w:ascii="Calibri" w:hAnsi="Calibri" w:eastAsia="微軟正黑體"/>
+                <w:sz w:val="24"/>
+                <w:szCs w:val="24"/>
+              </w:rPr>
+              <w:t xml:space="preserve"> 的值。</w:t>
+            </w:r>
+          </w:p>
+          <w:p>
+            <w:pPr>
+              <w:spacing w:line="360" w:lineRule="auto" w:before="120" w:after="0"/>
+              <w:pBdr>
+                <w:bottom w:val="single" w:sz="5" w:space="4" w:color="AAAAAA"/>
+              </w:pBdr>
+            </w:pPr>
+            <w:r>
+              <w:rPr>
+                <w:sz w:val="32"/>
+                <w:szCs w:val="32"/>
+              </w:rPr>
+              <w:t xml:space="preserve"> </w:t>
+            </w:r>
+          </w:p>
+          <w:p>
+            <w:pPr>
+              <w:spacing w:line="360" w:lineRule="auto" w:before="120" w:after="0"/>
+              <w:pBdr>
+                <w:bottom w:val="single" w:sz="5" w:space="4" w:color="AAAAAA"/>
+              </w:pBdr>
+            </w:pPr>
+            <w:r>
+              <w:rPr>
+                <w:sz w:val="32"/>
+                <w:szCs w:val="32"/>
+              </w:rPr>
+              <w:t xml:space="preserve"> </w:t>
             </w:r>
           </w:p>
           <w:p>
@@ -224,143 +1431,7 @@
                 <w:sz w:val="24"/>
                 <w:szCs w:val="24"/>
               </w:rPr>
-              <w:t xml:space="preserve">2．設 </w:t>
-            </w:r>
-            <m:oMath>
-              <m:sSup>
-                <m:e>
-                  <m:r>
-                    <m:t xml:space="preserve">f(x) = x</m:t>
-                  </m:r>
-                </m:e>
-                <m:sup>
-                  <m:r>
-                    <m:t xml:space="preserve">3</m:t>
-                  </m:r>
-                </m:sup>
-              </m:sSup>
-              <m:r>
-                <m:t xml:space="preserve">−2x+3</m:t>
-              </m:r>
-            </m:oMath>
-            <w:r>
-              <w:rPr>
-                <w:rFonts w:ascii="Calibri" w:hAnsi="Calibri" w:eastAsia="微軟正黑體"/>
-                <w:sz w:val="24"/>
-                <w:szCs w:val="24"/>
-              </w:rPr>
-              <w:t xml:space="preserve">，求 f(x) 除以 (x+2) 的餘式。（提示：x+2=0 → x=−2，算 f(−2)）</w:t>
-            </w:r>
-          </w:p>
-          <w:p>
-            <w:pPr>
-              <w:spacing w:line="360" w:lineRule="auto" w:before="120" w:after="0"/>
-              <w:pBdr>
-                <w:bottom w:val="single" w:sz="5" w:space="4" w:color="AAAAAA"/>
-              </w:pBdr>
-            </w:pPr>
-            <w:r>
-              <w:rPr>
-                <w:sz w:val="32"/>
-                <w:szCs w:val="32"/>
-              </w:rPr>
-              <w:t xml:space="preserve"> </w:t>
-            </w:r>
-          </w:p>
-          <w:p>
-            <w:pPr>
-              <w:spacing w:line="360" w:lineRule="auto" w:before="120" w:after="0"/>
-              <w:pBdr>
-                <w:bottom w:val="single" w:sz="5" w:space="4" w:color="AAAAAA"/>
-              </w:pBdr>
-            </w:pPr>
-            <w:r>
-              <w:rPr>
-                <w:sz w:val="32"/>
-                <w:szCs w:val="32"/>
-              </w:rPr>
-              <w:t xml:space="preserve"> </w:t>
-            </w:r>
-          </w:p>
-          <w:p>
-            <w:pPr>
-              <w:spacing w:line="360" w:lineRule="auto" w:before="120" w:after="0"/>
-              <w:pBdr>
-                <w:bottom w:val="single" w:sz="5" w:space="4" w:color="AAAAAA"/>
-              </w:pBdr>
-            </w:pPr>
-            <w:r>
-              <w:rPr>
-                <w:sz w:val="32"/>
-                <w:szCs w:val="32"/>
-              </w:rPr>
-              <w:t xml:space="preserve"> </w:t>
-            </w:r>
-          </w:p>
-        </w:tc>
-      </w:tr>
-    </w:tbl>
-    <w:p>
-      <w:pPr>
-        <w:spacing w:line="360" w:lineRule="auto"/>
-      </w:pPr>
-    </w:p>
-    <w:p>
-      <w:pPr>
-        <w:spacing w:line="360" w:lineRule="auto" w:after="80"/>
-        <w:jc w:val="left"/>
-      </w:pPr>
-      <w:r>
-        <w:rPr>
-          <w:rFonts w:ascii="Calibri" w:hAnsi="Calibri" w:eastAsia="微軟正黑體"/>
-          <w:b/>
-          <w:bCs/>
-          <w:sz w:val="28"/>
-          <w:szCs w:val="28"/>
-        </w:rPr>
-        <w:t xml:space="preserve">二、練習B（★★☆）—— 用因式定理求未知係數</w:t>
-      </w:r>
-    </w:p>
-    <w:tbl>
-      <w:tblPr>
-        <w:tblW w:w="11338" w:type="dxa"/>
-        <w:tblBorders>
-          <w:top w:val="single" w:sz="4" w:space="0" w:color="000000"/>
-          <w:left w:val="single" w:sz="4" w:space="0" w:color="000000"/>
-          <w:bottom w:val="single" w:sz="4" w:space="0" w:color="000000"/>
-          <w:right w:val="single" w:sz="4" w:space="0" w:color="000000"/>
-        </w:tblBorders>
-        <w:tblLayout w:type="fixed"/>
-      </w:tblPr>
-      <w:tblGrid>
-        <w:gridCol w:w="11338"/>
-      </w:tblGrid>
-      <w:tr>
-        <w:trPr>
-          <w:cantSplit/>
-        </w:trPr>
-        <w:tc>
-          <w:tcPr>
-            <w:tcW w:w="11338" w:type="dxa"/>
-            <w:tcMar>
-              <w:top w:w="80" w:type="dxa"/>
-              <w:left w:w="120" w:type="dxa"/>
-              <w:bottom w:w="80" w:type="dxa"/>
-              <w:right w:w="120" w:type="dxa"/>
-            </w:tcMar>
-          </w:tcPr>
-          <w:p>
-            <w:pPr>
-              <w:spacing w:line="360" w:lineRule="auto" w:after="80"/>
-              <w:jc w:val="left"/>
-            </w:pPr>
-            <w:r>
-              <w:rPr>
-                <w:rFonts w:ascii="Calibri" w:hAnsi="Calibri" w:eastAsia="微軟正黑體"/>
-                <w:sz w:val="24"/>
-                <w:szCs w:val="24"/>
-              </w:rPr>
-              <w:t xml:space="preserve">1．已知 </w:t>
+              <w:t xml:space="preserve">5．已知 </w:t>
             </w:r>
             <m:oMath>
               <m:sSup>
@@ -376,16 +1447,81 @@
                 </m:sup>
               </m:sSup>
               <m:r>
-                <m:t xml:space="preserve">+kx+9</m:t>
-              </m:r>
-            </m:oMath>
-            <w:r>
-              <w:rPr>
-                <w:rFonts w:ascii="Calibri" w:hAnsi="Calibri" w:eastAsia="微軟正黑體"/>
-                <w:sz w:val="24"/>
-                <w:szCs w:val="24"/>
-              </w:rPr>
-              <w:t xml:space="preserve"> 有因式 (x−3)，求實數 k 的值。</w:t>
+                <m:t xml:space="preserve">−</m:t>
+              </m:r>
+              <m:r>
+                <m:t xml:space="preserve">5</m:t>
+              </m:r>
+              <m:r>
+                <m:t xml:space="preserve">x</m:t>
+              </m:r>
+              <m:r>
+                <m:t xml:space="preserve">+</m:t>
+              </m:r>
+              <m:r>
+                <m:t xml:space="preserve">a</m:t>
+              </m:r>
+            </m:oMath>
+            <w:r>
+              <w:rPr>
+                <w:rFonts w:ascii="Calibri" w:hAnsi="Calibri" w:eastAsia="微軟正黑體"/>
+                <w:sz w:val="24"/>
+                <w:szCs w:val="24"/>
+              </w:rPr>
+              <w:t xml:space="preserve"> 有因式 </w:t>
+            </w:r>
+            <m:oMath>
+              <m:r>
+                <m:t xml:space="preserve">(</m:t>
+              </m:r>
+              <m:r>
+                <m:t xml:space="preserve">x</m:t>
+              </m:r>
+              <m:r>
+                <m:t xml:space="preserve">+</m:t>
+              </m:r>
+              <m:r>
+                <m:t xml:space="preserve">2</m:t>
+              </m:r>
+              <m:r>
+                <m:t xml:space="preserve">)</m:t>
+              </m:r>
+            </m:oMath>
+            <w:r>
+              <w:rPr>
+                <w:rFonts w:ascii="Calibri" w:hAnsi="Calibri" w:eastAsia="微軟正黑體"/>
+                <w:sz w:val="24"/>
+                <w:szCs w:val="24"/>
+              </w:rPr>
+              <w:t xml:space="preserve">，求 </w:t>
+            </w:r>
+            <m:oMath>
+              <m:r>
+                <m:t xml:space="preserve">a</m:t>
+              </m:r>
+            </m:oMath>
+            <w:r>
+              <w:rPr>
+                <w:rFonts w:ascii="Calibri" w:hAnsi="Calibri" w:eastAsia="微軟正黑體"/>
+                <w:sz w:val="24"/>
+                <w:szCs w:val="24"/>
+              </w:rPr>
+              <w:t xml:space="preserve"> 的值。</w:t>
+            </w:r>
+          </w:p>
+          <w:p>
+            <w:pPr>
+              <w:spacing w:line="360" w:lineRule="auto" w:before="120" w:after="0"/>
+              <w:pBdr>
+                <w:bottom w:val="single" w:sz="5" w:space="4" w:color="AAAAAA"/>
+              </w:pBdr>
+            </w:pPr>
+            <w:r>
+              <w:rPr>
+                <w:sz w:val="32"/>
+                <w:szCs w:val="32"/>
+              </w:rPr>
+              <w:t xml:space="preserve"> </w:t>
             </w:r>
           </w:p>
           <w:p>
@@ -495,9 +1631,45 @@
                 <w:sz w:val="24"/>
                 <w:szCs w:val="24"/>
               </w:rPr>
-              <w:t xml:space="preserve">2．已知 </w:t>
-            </w:r>
-            <m:oMath>
+              <w:t xml:space="preserve">6．設 </w:t>
+            </w:r>
+            <m:oMath>
+              <m:r>
+                <m:t xml:space="preserve">f</m:t>
+              </m:r>
+              <m:r>
+                <m:t xml:space="preserve">(</m:t>
+              </m:r>
+              <m:r>
+                <m:t xml:space="preserve">x</m:t>
+              </m:r>
+              <m:r>
+                <m:t xml:space="preserve">)</m:t>
+              </m:r>
+              <m:r>
+                <m:t xml:space="preserve">=</m:t>
+              </m:r>
+              <m:r>
+                <m:t xml:space="preserve">8</m:t>
+              </m:r>
+              <m:sSup>
+                <m:e>
+                  <m:r>
+                    <m:t xml:space="preserve">x</m:t>
+                  </m:r>
+                </m:e>
+                <m:sup>
+                  <m:r>
+                    <m:t xml:space="preserve">3</m:t>
+                  </m:r>
+                </m:sup>
+              </m:sSup>
+              <m:r>
+                <m:t xml:space="preserve">−</m:t>
+              </m:r>
+              <m:r>
+                <m:t xml:space="preserve">4</m:t>
+              </m:r>
               <m:sSup>
                 <m:e>
                   <m:r>
@@ -511,16 +1683,78 @@
                 </m:sup>
               </m:sSup>
               <m:r>
-                <m:t xml:space="preserve">−5x+a</m:t>
-              </m:r>
-            </m:oMath>
-            <w:r>
-              <w:rPr>
-                <w:rFonts w:ascii="Calibri" w:hAnsi="Calibri" w:eastAsia="微軟正黑體"/>
-                <w:sz w:val="24"/>
-                <w:szCs w:val="24"/>
-              </w:rPr>
-              <w:t xml:space="preserve"> 有因式 (x+2)，求實數 a 的值。</w:t>
+                <m:t xml:space="preserve">+</m:t>
+              </m:r>
+              <m:r>
+                <m:t xml:space="preserve">2</m:t>
+              </m:r>
+              <m:r>
+                <m:t xml:space="preserve">x</m:t>
+              </m:r>
+              <m:r>
+                <m:t xml:space="preserve">+</m:t>
+              </m:r>
+              <m:r>
+                <m:t xml:space="preserve">1</m:t>
+              </m:r>
+            </m:oMath>
+            <w:r>
+              <w:rPr>
+                <w:rFonts w:ascii="Calibri" w:hAnsi="Calibri" w:eastAsia="微軟正黑體"/>
+                <w:sz w:val="24"/>
+                <w:szCs w:val="24"/>
+              </w:rPr>
+              <w:t xml:space="preserve">，求 </w:t>
+            </w:r>
+            <m:oMath>
+              <m:r>
+                <m:t xml:space="preserve">f</m:t>
+              </m:r>
+              <m:r>
+                <m:t xml:space="preserve">(</m:t>
+              </m:r>
+              <m:r>
+                <m:t xml:space="preserve">x</m:t>
+              </m:r>
+              <m:r>
+                <m:t xml:space="preserve">)</m:t>
+              </m:r>
+            </m:oMath>
+            <w:r>
+              <w:rPr>
+                <w:rFonts w:ascii="Calibri" w:hAnsi="Calibri" w:eastAsia="微軟正黑體"/>
+                <w:sz w:val="24"/>
+                <w:szCs w:val="24"/>
+              </w:rPr>
+              <w:t xml:space="preserve"> 除以 </w:t>
+            </w:r>
+            <m:oMath>
+              <m:r>
+                <m:t xml:space="preserve">(</m:t>
+              </m:r>
+              <m:r>
+                <m:t xml:space="preserve">2</m:t>
+              </m:r>
+              <m:r>
+                <m:t xml:space="preserve">x</m:t>
+              </m:r>
+              <m:r>
+                <m:t xml:space="preserve">−</m:t>
+              </m:r>
+              <m:r>
+                <m:t xml:space="preserve">1</m:t>
+              </m:r>
+              <m:r>
+                <m:t xml:space="preserve">)</m:t>
+              </m:r>
+            </m:oMath>
+            <w:r>
+              <w:rPr>
+                <w:rFonts w:ascii="Calibri" w:hAnsi="Calibri" w:eastAsia="微軟正黑體"/>
+                <w:sz w:val="24"/>
+                <w:szCs w:val="24"/>
+              </w:rPr>
+              <w:t xml:space="preserve"> 的餘式。</w:t>
             </w:r>
           </w:p>
           <w:p>
@@ -536,126 +1770,6 @@
                 <w:szCs w:val="32"/>
               </w:rPr>
               <w:t xml:space="preserve"> </w:t>
-            </w:r>
-          </w:p>
-          <w:p>
-            <w:pPr>
-              <w:spacing w:line="360" w:lineRule="auto" w:before="120" w:after="0"/>
-              <w:pBdr>
-                <w:bottom w:val="single" w:sz="5" w:space="4" w:color="AAAAAA"/>
-              </w:pBdr>
-            </w:pPr>
-            <w:r>
-              <w:rPr>
-                <w:sz w:val="32"/>
-                <w:szCs w:val="32"/>
-              </w:rPr>
-              <w:t xml:space="preserve"> </w:t>
-            </w:r>
-          </w:p>
-          <w:p>
-            <w:pPr>
-              <w:spacing w:line="360" w:lineRule="auto" w:before="120" w:after="0"/>
-              <w:pBdr>
-                <w:bottom w:val="single" w:sz="5" w:space="4" w:color="AAAAAA"/>
-              </w:pBdr>
-            </w:pPr>
-            <w:r>
-              <w:rPr>
-                <w:sz w:val="32"/>
-                <w:szCs w:val="32"/>
-              </w:rPr>
-              <w:t xml:space="preserve"> </w:t>
-            </w:r>
-          </w:p>
-          <w:p>
-            <w:pPr>
-              <w:spacing w:line="360" w:lineRule="auto" w:before="120" w:after="0"/>
-              <w:pBdr>
-                <w:bottom w:val="single" w:sz="5" w:space="4" w:color="AAAAAA"/>
-              </w:pBdr>
-            </w:pPr>
-            <w:r>
-              <w:rPr>
-                <w:sz w:val="32"/>
-                <w:szCs w:val="32"/>
-              </w:rPr>
-              <w:t xml:space="preserve"> </w:t>
-            </w:r>
-          </w:p>
-        </w:tc>
-      </w:tr>
-    </w:tbl>
-    <w:p>
-      <w:pPr>
-        <w:spacing w:line="360" w:lineRule="auto"/>
-      </w:pPr>
-    </w:p>
-    <w:tbl>
-      <w:tblPr>
-        <w:tblW w:w="11338" w:type="dxa"/>
-        <w:tblBorders>
-          <w:top w:val="single" w:sz="4" w:space="0" w:color="000000"/>
-          <w:left w:val="single" w:sz="4" w:space="0" w:color="000000"/>
-          <w:bottom w:val="single" w:sz="4" w:space="0" w:color="000000"/>
-          <w:right w:val="single" w:sz="4" w:space="0" w:color="000000"/>
-        </w:tblBorders>
-        <w:tblLayout w:type="fixed"/>
-      </w:tblPr>
-      <w:tblGrid>
-        <w:gridCol w:w="11338"/>
-      </w:tblGrid>
-      <w:tr>
-        <w:trPr>
-          <w:cantSplit/>
-        </w:trPr>
-        <w:tc>
-          <w:tcPr>
-            <w:tcW w:w="11338" w:type="dxa"/>
-            <w:tcMar>
-              <w:top w:w="80" w:type="dxa"/>
-              <w:left w:w="120" w:type="dxa"/>
-              <w:bottom w:w="80" w:type="dxa"/>
-              <w:right w:w="120" w:type="dxa"/>
-            </w:tcMar>
-          </w:tcPr>
-          <w:p>
-            <w:pPr>
-              <w:spacing w:line="360" w:lineRule="auto" w:after="80"/>
-              <w:jc w:val="left"/>
-            </w:pPr>
-            <w:r>
-              <w:rPr>
-                <w:rFonts w:ascii="Calibri" w:hAnsi="Calibri" w:eastAsia="微軟正黑體"/>
-                <w:sz w:val="24"/>
-                <w:szCs w:val="24"/>
-              </w:rPr>
-              <w:t xml:space="preserve">3．已知 </w:t>
-            </w:r>
-            <m:oMath>
-              <m:sSup>
-                <m:e>
-                  <m:r>
-                    <m:t xml:space="preserve">x</m:t>
-                  </m:r>
-                </m:e>
-                <m:sup>
-                  <m:r>
-                    <m:t xml:space="preserve">2</m:t>
-                  </m:r>
-                </m:sup>
-              </m:sSup>
-              <m:r>
-                <m:t xml:space="preserve">−6x+a</m:t>
-              </m:r>
-            </m:oMath>
-            <w:r>
-              <w:rPr>
-                <w:rFonts w:ascii="Calibri" w:hAnsi="Calibri" w:eastAsia="微軟正黑體"/>
-                <w:sz w:val="24"/>
-                <w:szCs w:val="24"/>
-              </w:rPr>
-              <w:t xml:space="preserve"> 有因式 (x+3)，求實數 a 的值。</w:t>
             </w:r>
           </w:p>
           <w:p>
@@ -728,6 +1842,7 @@
     </w:p>
     <w:p>
       <w:pPr>
+        <w:keepNext/>
         <w:spacing w:line="360" w:lineRule="auto" w:after="80"/>
         <w:jc w:val="left"/>
       </w:pPr>
@@ -781,7 +1896,156 @@
                 <w:sz w:val="24"/>
                 <w:szCs w:val="24"/>
               </w:rPr>
-              <w:t xml:space="preserve">1．設 f(x) 為多項式，若 f(x) 除以 (x−1) 的餘式為 5，除以 (x−4) 的餘式為 2，求 f(x) 除以 (x−1)(x−4) 的餘式。（提示：設餘式為 ax+b，代入兩個條件列聯立方程）</w:t>
+              <w:t xml:space="preserve">7．</w:t>
+            </w:r>
+            <m:oMath>
+              <m:r>
+                <m:t xml:space="preserve">f</m:t>
+              </m:r>
+              <m:r>
+                <m:t xml:space="preserve">(</m:t>
+              </m:r>
+              <m:r>
+                <m:t xml:space="preserve">x</m:t>
+              </m:r>
+              <m:r>
+                <m:t xml:space="preserve">)</m:t>
+              </m:r>
+            </m:oMath>
+            <w:r>
+              <w:rPr>
+                <w:rFonts w:ascii="Calibri" w:hAnsi="Calibri" w:eastAsia="微軟正黑體"/>
+                <w:sz w:val="24"/>
+                <w:szCs w:val="24"/>
+              </w:rPr>
+              <w:t xml:space="preserve"> 除以 </w:t>
+            </w:r>
+            <m:oMath>
+              <m:r>
+                <m:t xml:space="preserve">(</m:t>
+              </m:r>
+              <m:r>
+                <m:t xml:space="preserve">x</m:t>
+              </m:r>
+              <m:r>
+                <m:t xml:space="preserve">−</m:t>
+              </m:r>
+              <m:r>
+                <m:t xml:space="preserve">1</m:t>
+              </m:r>
+              <m:r>
+                <m:t xml:space="preserve">)</m:t>
+              </m:r>
+            </m:oMath>
+            <w:r>
+              <w:rPr>
+                <w:rFonts w:ascii="Calibri" w:hAnsi="Calibri" w:eastAsia="微軟正黑體"/>
+                <w:sz w:val="24"/>
+                <w:szCs w:val="24"/>
+              </w:rPr>
+              <w:t xml:space="preserve"> 的餘式為 5，除以 </w:t>
+            </w:r>
+            <m:oMath>
+              <m:r>
+                <m:t xml:space="preserve">(</m:t>
+              </m:r>
+              <m:r>
+                <m:t xml:space="preserve">x</m:t>
+              </m:r>
+              <m:r>
+                <m:t xml:space="preserve">−</m:t>
+              </m:r>
+              <m:r>
+                <m:t xml:space="preserve">4</m:t>
+              </m:r>
+              <m:r>
+                <m:t xml:space="preserve">)</m:t>
+              </m:r>
+            </m:oMath>
+            <w:r>
+              <w:rPr>
+                <w:rFonts w:ascii="Calibri" w:hAnsi="Calibri" w:eastAsia="微軟正黑體"/>
+                <w:sz w:val="24"/>
+                <w:szCs w:val="24"/>
+              </w:rPr>
+              <w:t xml:space="preserve"> 的餘式為 2。求 </w:t>
+            </w:r>
+            <m:oMath>
+              <m:r>
+                <m:t xml:space="preserve">f</m:t>
+              </m:r>
+              <m:r>
+                <m:t xml:space="preserve">(</m:t>
+              </m:r>
+              <m:r>
+                <m:t xml:space="preserve">x</m:t>
+              </m:r>
+              <m:r>
+                <m:t xml:space="preserve">)</m:t>
+              </m:r>
+            </m:oMath>
+            <w:r>
+              <w:rPr>
+                <w:rFonts w:ascii="Calibri" w:hAnsi="Calibri" w:eastAsia="微軟正黑體"/>
+                <w:sz w:val="24"/>
+                <w:szCs w:val="24"/>
+              </w:rPr>
+              <w:t xml:space="preserve"> 除以 </w:t>
+            </w:r>
+            <m:oMath>
+              <m:r>
+                <m:t xml:space="preserve">(</m:t>
+              </m:r>
+              <m:r>
+                <m:t xml:space="preserve">x</m:t>
+              </m:r>
+              <m:r>
+                <m:t xml:space="preserve">−</m:t>
+              </m:r>
+              <m:r>
+                <m:t xml:space="preserve">1</m:t>
+              </m:r>
+              <m:r>
+                <m:t xml:space="preserve">)</m:t>
+              </m:r>
+              <m:r>
+                <m:t xml:space="preserve">(</m:t>
+              </m:r>
+              <m:r>
+                <m:t xml:space="preserve">x</m:t>
+              </m:r>
+              <m:r>
+                <m:t xml:space="preserve">−</m:t>
+              </m:r>
+              <m:r>
+                <m:t xml:space="preserve">4</m:t>
+              </m:r>
+              <m:r>
+                <m:t xml:space="preserve">)</m:t>
+              </m:r>
+            </m:oMath>
+            <w:r>
+              <w:rPr>
+                <w:rFonts w:ascii="Calibri" w:hAnsi="Calibri" w:eastAsia="微軟正黑體"/>
+                <w:sz w:val="24"/>
+                <w:szCs w:val="24"/>
+              </w:rPr>
+              <w:t xml:space="preserve"> 的餘式。</w:t>
+            </w:r>
+          </w:p>
+          <w:p>
+            <w:pPr>
+              <w:spacing w:line="360" w:lineRule="auto" w:before="120" w:after="0"/>
+              <w:pBdr>
+                <w:bottom w:val="single" w:sz="5" w:space="4" w:color="AAAAAA"/>
+              </w:pBdr>
+            </w:pPr>
+            <w:r>
+              <w:rPr>
+                <w:sz w:val="32"/>
+                <w:szCs w:val="32"/>
+              </w:rPr>
+              <w:t xml:space="preserve"> </w:t>
             </w:r>
           </w:p>
           <w:p>
@@ -906,13 +2170,28 @@
                 <w:sz w:val="24"/>
                 <w:szCs w:val="24"/>
               </w:rPr>
-              <w:t xml:space="preserve">2．設多項式 </w:t>
-            </w:r>
-            <m:oMath>
+              <w:t xml:space="preserve">8．設 </w:t>
+            </w:r>
+            <m:oMath>
+              <m:r>
+                <m:t xml:space="preserve">f</m:t>
+              </m:r>
+              <m:r>
+                <m:t xml:space="preserve">(</m:t>
+              </m:r>
+              <m:r>
+                <m:t xml:space="preserve">x</m:t>
+              </m:r>
+              <m:r>
+                <m:t xml:space="preserve">)</m:t>
+              </m:r>
+              <m:r>
+                <m:t xml:space="preserve">=</m:t>
+              </m:r>
               <m:sSup>
                 <m:e>
                   <m:r>
-                    <m:t xml:space="preserve">f(x) = x</m:t>
+                    <m:t xml:space="preserve">x</m:t>
                   </m:r>
                 </m:e>
                 <m:sup>
@@ -922,7 +2201,10 @@
                 </m:sup>
               </m:sSup>
               <m:r>
-                <m:t xml:space="preserve">+a</m:t>
+                <m:t xml:space="preserve">+</m:t>
+              </m:r>
+              <m:r>
+                <m:t xml:space="preserve">a</m:t>
               </m:r>
               <m:sSup>
                 <m:e>
@@ -937,16 +2219,112 @@
                 </m:sup>
               </m:sSup>
               <m:r>
-                <m:t xml:space="preserve">+bx+4</m:t>
-              </m:r>
-            </m:oMath>
-            <w:r>
-              <w:rPr>
-                <w:rFonts w:ascii="Calibri" w:hAnsi="Calibri" w:eastAsia="微軟正黑體"/>
-                <w:sz w:val="24"/>
-                <w:szCs w:val="24"/>
-              </w:rPr>
-              <w:t xml:space="preserve"> 有因式 (x+1) 及 (x−2)，求 a+b 的值。</w:t>
+                <m:t xml:space="preserve">+</m:t>
+              </m:r>
+              <m:r>
+                <m:t xml:space="preserve">b</m:t>
+              </m:r>
+              <m:r>
+                <m:t xml:space="preserve">x</m:t>
+              </m:r>
+              <m:r>
+                <m:t xml:space="preserve">+</m:t>
+              </m:r>
+              <m:r>
+                <m:t xml:space="preserve">4</m:t>
+              </m:r>
+            </m:oMath>
+            <w:r>
+              <w:rPr>
+                <w:rFonts w:ascii="Calibri" w:hAnsi="Calibri" w:eastAsia="微軟正黑體"/>
+                <w:sz w:val="24"/>
+                <w:szCs w:val="24"/>
+              </w:rPr>
+              <w:t xml:space="preserve"> 有因式 </w:t>
+            </w:r>
+            <m:oMath>
+              <m:r>
+                <m:t xml:space="preserve">(</m:t>
+              </m:r>
+              <m:r>
+                <m:t xml:space="preserve">x</m:t>
+              </m:r>
+              <m:r>
+                <m:t xml:space="preserve">+</m:t>
+              </m:r>
+              <m:r>
+                <m:t xml:space="preserve">1</m:t>
+              </m:r>
+              <m:r>
+                <m:t xml:space="preserve">)</m:t>
+              </m:r>
+            </m:oMath>
+            <w:r>
+              <w:rPr>
+                <w:rFonts w:ascii="Calibri" w:hAnsi="Calibri" w:eastAsia="微軟正黑體"/>
+                <w:sz w:val="24"/>
+                <w:szCs w:val="24"/>
+              </w:rPr>
+              <w:t xml:space="preserve"> 及 </w:t>
+            </w:r>
+            <m:oMath>
+              <m:r>
+                <m:t xml:space="preserve">(</m:t>
+              </m:r>
+              <m:r>
+                <m:t xml:space="preserve">x</m:t>
+              </m:r>
+              <m:r>
+                <m:t xml:space="preserve">−</m:t>
+              </m:r>
+              <m:r>
+                <m:t xml:space="preserve">2</m:t>
+              </m:r>
+              <m:r>
+                <m:t xml:space="preserve">)</m:t>
+              </m:r>
+            </m:oMath>
+            <w:r>
+              <w:rPr>
+                <w:rFonts w:ascii="Calibri" w:hAnsi="Calibri" w:eastAsia="微軟正黑體"/>
+                <w:sz w:val="24"/>
+                <w:szCs w:val="24"/>
+              </w:rPr>
+              <w:t xml:space="preserve">，求 </w:t>
+            </w:r>
+            <m:oMath>
+              <m:r>
+                <m:t xml:space="preserve">a</m:t>
+              </m:r>
+              <m:r>
+                <m:t xml:space="preserve">+</m:t>
+              </m:r>
+              <m:r>
+                <m:t xml:space="preserve">b</m:t>
+              </m:r>
+            </m:oMath>
+            <w:r>
+              <w:rPr>
+                <w:rFonts w:ascii="Calibri" w:hAnsi="Calibri" w:eastAsia="微軟正黑體"/>
+                <w:sz w:val="24"/>
+                <w:szCs w:val="24"/>
+              </w:rPr>
+              <w:t xml:space="preserve"> 的值。</w:t>
+            </w:r>
+          </w:p>
+          <w:p>
+            <w:pPr>
+              <w:spacing w:line="360" w:lineRule="auto" w:before="120" w:after="0"/>
+              <w:pBdr>
+                <w:bottom w:val="single" w:sz="5" w:space="4" w:color="AAAAAA"/>
+              </w:pBdr>
+            </w:pPr>
+            <w:r>
+              <w:rPr>
+                <w:sz w:val="32"/>
+                <w:szCs w:val="32"/>
+              </w:rPr>
+              <w:t xml:space="preserve"> </w:t>
             </w:r>
           </w:p>
           <w:p>
@@ -1034,28 +2412,8 @@
     </w:p>
     <w:p>
       <w:pPr>
-        <w:spacing w:line="360" w:lineRule="auto" w:after="80"/>
-        <w:jc w:val="left"/>
-      </w:pPr>
-      <w:r>
-        <w:rPr>
-          <w:rFonts w:ascii="Calibri" w:hAnsi="Calibri" w:eastAsia="微軟正黑體"/>
-          <w:sz w:val="20"/>
-          <w:szCs w:val="20"/>
-        </w:rPr>
-        <w:t xml:space="preserve">接下來請拿出《餘式定理與因式定理 —— 課堂講義》對照範例，檢查自己的做法。</w:t>
-      </w:r>
-    </w:p>
-    <w:p>
-      <w:pPr>
-        <w:spacing w:line="360" w:lineRule="auto"/>
-      </w:pPr>
-      <w:r>
-        <w:br w:type="page"/>
-      </w:r>
-    </w:p>
-    <w:p>
-      <w:pPr>
+        <w:pageBreakBefore/>
+        <w:keepNext/>
         <w:spacing w:line="360" w:lineRule="auto" w:after="80"/>
         <w:jc w:val="left"/>
       </w:pPr>
@@ -1070,103 +2428,1821 @@
         <w:t xml:space="preserve">教師用參考答案</w:t>
       </w:r>
     </w:p>
+    <w:tbl>
+      <w:tblPr>
+        <w:tblW w:w="11338" w:type="dxa"/>
+        <w:tblBorders>
+          <w:top w:val="single" w:sz="4" w:space="0" w:color="000000"/>
+          <w:left w:val="single" w:sz="4" w:space="0" w:color="000000"/>
+          <w:bottom w:val="single" w:sz="4" w:space="0" w:color="000000"/>
+          <w:right w:val="single" w:sz="4" w:space="0" w:color="000000"/>
+        </w:tblBorders>
+        <w:tblLayout w:type="fixed"/>
+      </w:tblPr>
+      <w:tblGrid>
+        <w:gridCol w:w="11338"/>
+      </w:tblGrid>
+      <w:tr>
+        <w:trPr>
+          <w:cantSplit/>
+        </w:trPr>
+        <w:tc>
+          <w:tcPr>
+            <w:tcW w:w="11338" w:type="dxa"/>
+            <w:tcMar>
+              <w:top w:w="80" w:type="dxa"/>
+              <w:left w:w="120" w:type="dxa"/>
+              <w:bottom w:w="80" w:type="dxa"/>
+              <w:right w:w="120" w:type="dxa"/>
+            </w:tcMar>
+          </w:tcPr>
+          <w:p>
+            <w:pPr>
+              <w:jc w:val="left"/>
+            </w:pPr>
+            <w:r>
+              <w:rPr>
+                <w:rFonts w:ascii="Calibri" w:hAnsi="Calibri" w:eastAsia="微軟正黑體"/>
+                <w:b/>
+                <w:bCs/>
+                <w:sz w:val="24"/>
+                <w:szCs w:val="24"/>
+              </w:rPr>
+              <w:t xml:space="preserve">1．</w:t>
+            </w:r>
+          </w:p>
+          <w:p>
+            <w:pPr>
+              <w:spacing w:line="360" w:lineRule="auto" w:after="80"/>
+              <w:jc w:val="left"/>
+            </w:pPr>
+            <w:r>
+              <w:rPr>
+                <w:rFonts w:ascii="Calibri" w:hAnsi="Calibri" w:eastAsia="微軟正黑體"/>
+                <w:sz w:val="24"/>
+                <w:szCs w:val="24"/>
+              </w:rPr>
+              <w:t xml:space="preserve">令 </w:t>
+            </w:r>
+            <m:oMath>
+              <m:r>
+                <m:t xml:space="preserve">x</m:t>
+              </m:r>
+              <m:r>
+                <m:t xml:space="preserve">−</m:t>
+              </m:r>
+              <m:r>
+                <m:t xml:space="preserve">3</m:t>
+              </m:r>
+              <m:r>
+                <m:t xml:space="preserve">=</m:t>
+              </m:r>
+              <m:r>
+                <m:t xml:space="preserve">0</m:t>
+              </m:r>
+            </m:oMath>
+            <w:r>
+              <w:rPr>
+                <w:rFonts w:ascii="Calibri" w:hAnsi="Calibri" w:eastAsia="微軟正黑體"/>
+                <w:sz w:val="24"/>
+                <w:szCs w:val="24"/>
+              </w:rPr>
+              <w:t xml:space="preserve">，代入 </w:t>
+            </w:r>
+            <m:oMath>
+              <m:r>
+                <m:t xml:space="preserve">x</m:t>
+              </m:r>
+              <m:r>
+                <m:t xml:space="preserve">=</m:t>
+              </m:r>
+              <m:r>
+                <m:t xml:space="preserve">3</m:t>
+              </m:r>
+            </m:oMath>
+            <w:r>
+              <w:rPr>
+                <w:rFonts w:ascii="Calibri" w:hAnsi="Calibri" w:eastAsia="微軟正黑體"/>
+                <w:sz w:val="24"/>
+                <w:szCs w:val="24"/>
+              </w:rPr>
+              <w:t xml:space="preserve">：</w:t>
+            </w:r>
+            <m:oMath>
+              <m:r>
+                <m:t xml:space="preserve">f</m:t>
+              </m:r>
+              <m:r>
+                <m:t xml:space="preserve">(</m:t>
+              </m:r>
+              <m:r>
+                <m:t xml:space="preserve">3</m:t>
+              </m:r>
+              <m:r>
+                <m:t xml:space="preserve">)</m:t>
+              </m:r>
+              <m:r>
+                <m:t xml:space="preserve">=</m:t>
+              </m:r>
+              <m:r>
+                <m:t xml:space="preserve">9</m:t>
+              </m:r>
+              <m:r>
+                <m:t xml:space="preserve">−</m:t>
+              </m:r>
+              <m:r>
+                <m:t xml:space="preserve">12</m:t>
+              </m:r>
+              <m:r>
+                <m:t xml:space="preserve">+</m:t>
+              </m:r>
+              <m:r>
+                <m:t xml:space="preserve">1</m:t>
+              </m:r>
+            </m:oMath>
+          </w:p>
+          <w:p>
+            <w:pPr>
+              <w:spacing w:line="360" w:lineRule="auto" w:after="80"/>
+              <w:jc w:val="left"/>
+            </w:pPr>
+            <w:r>
+              <w:rPr>
+                <w:rFonts w:ascii="Calibri" w:hAnsi="Calibri" w:eastAsia="微軟正黑體"/>
+                <w:sz w:val="24"/>
+                <w:szCs w:val="24"/>
+              </w:rPr>
+              <w:t xml:space="preserve">∴ 餘式為 </w:t>
+            </w:r>
+            <m:oMath>
+              <m:r>
+                <m:t xml:space="preserve">−</m:t>
+              </m:r>
+              <m:r>
+                <m:t xml:space="preserve">2</m:t>
+              </m:r>
+            </m:oMath>
+          </w:p>
+        </w:tc>
+      </w:tr>
+    </w:tbl>
     <w:p>
       <w:pPr>
-        <w:spacing w:line="360" w:lineRule="auto" w:after="80"/>
-        <w:jc w:val="left"/>
+        <w:spacing w:line="360" w:lineRule="auto"/>
       </w:pPr>
-      <w:r>
-        <w:rPr>
-          <w:rFonts w:ascii="Calibri" w:hAnsi="Calibri" w:eastAsia="微軟正黑體"/>
-          <w:sz w:val="24"/>
-          <w:szCs w:val="24"/>
-        </w:rPr>
-        <w:t xml:space="preserve">A1　f(3)=9−12+1=−2，餘式為 −2</w:t>
-      </w:r>
     </w:p>
+    <w:tbl>
+      <w:tblPr>
+        <w:tblW w:w="11338" w:type="dxa"/>
+        <w:tblBorders>
+          <w:top w:val="single" w:sz="4" w:space="0" w:color="000000"/>
+          <w:left w:val="single" w:sz="4" w:space="0" w:color="000000"/>
+          <w:bottom w:val="single" w:sz="4" w:space="0" w:color="000000"/>
+          <w:right w:val="single" w:sz="4" w:space="0" w:color="000000"/>
+        </w:tblBorders>
+        <w:tblLayout w:type="fixed"/>
+      </w:tblPr>
+      <w:tblGrid>
+        <w:gridCol w:w="11338"/>
+      </w:tblGrid>
+      <w:tr>
+        <w:trPr>
+          <w:cantSplit/>
+        </w:trPr>
+        <w:tc>
+          <w:tcPr>
+            <w:tcW w:w="11338" w:type="dxa"/>
+            <w:tcMar>
+              <w:top w:w="80" w:type="dxa"/>
+              <w:left w:w="120" w:type="dxa"/>
+              <w:bottom w:w="80" w:type="dxa"/>
+              <w:right w:w="120" w:type="dxa"/>
+            </w:tcMar>
+          </w:tcPr>
+          <w:p>
+            <w:pPr>
+              <w:jc w:val="left"/>
+            </w:pPr>
+            <w:r>
+              <w:rPr>
+                <w:rFonts w:ascii="Calibri" w:hAnsi="Calibri" w:eastAsia="微軟正黑體"/>
+                <w:b/>
+                <w:bCs/>
+                <w:sz w:val="24"/>
+                <w:szCs w:val="24"/>
+              </w:rPr>
+              <w:t xml:space="preserve">2．</w:t>
+            </w:r>
+          </w:p>
+          <w:p>
+            <w:pPr>
+              <w:spacing w:line="360" w:lineRule="auto" w:after="80"/>
+              <w:jc w:val="left"/>
+            </w:pPr>
+            <w:r>
+              <w:rPr>
+                <w:rFonts w:ascii="Calibri" w:hAnsi="Calibri" w:eastAsia="微軟正黑體"/>
+                <w:sz w:val="24"/>
+                <w:szCs w:val="24"/>
+              </w:rPr>
+              <w:t xml:space="preserve">令 </w:t>
+            </w:r>
+            <m:oMath>
+              <m:r>
+                <m:t xml:space="preserve">x</m:t>
+              </m:r>
+              <m:r>
+                <m:t xml:space="preserve">+</m:t>
+              </m:r>
+              <m:r>
+                <m:t xml:space="preserve">2</m:t>
+              </m:r>
+              <m:r>
+                <m:t xml:space="preserve">=</m:t>
+              </m:r>
+              <m:r>
+                <m:t xml:space="preserve">0</m:t>
+              </m:r>
+            </m:oMath>
+            <w:r>
+              <w:rPr>
+                <w:rFonts w:ascii="Calibri" w:hAnsi="Calibri" w:eastAsia="微軟正黑體"/>
+                <w:sz w:val="24"/>
+                <w:szCs w:val="24"/>
+              </w:rPr>
+              <w:t xml:space="preserve">，代入 </w:t>
+            </w:r>
+            <m:oMath>
+              <m:r>
+                <m:t xml:space="preserve">x</m:t>
+              </m:r>
+              <m:r>
+                <m:t xml:space="preserve">=−</m:t>
+              </m:r>
+              <m:r>
+                <m:t xml:space="preserve">2</m:t>
+              </m:r>
+            </m:oMath>
+            <w:r>
+              <w:rPr>
+                <w:rFonts w:ascii="Calibri" w:hAnsi="Calibri" w:eastAsia="微軟正黑體"/>
+                <w:sz w:val="24"/>
+                <w:szCs w:val="24"/>
+              </w:rPr>
+              <w:t xml:space="preserve">：</w:t>
+            </w:r>
+            <m:oMath>
+              <m:r>
+                <m:t xml:space="preserve">f</m:t>
+              </m:r>
+              <m:r>
+                <m:t xml:space="preserve">(</m:t>
+              </m:r>
+              <m:r>
+                <m:t xml:space="preserve">−</m:t>
+              </m:r>
+              <m:r>
+                <m:t xml:space="preserve">2</m:t>
+              </m:r>
+              <m:r>
+                <m:t xml:space="preserve">)</m:t>
+              </m:r>
+              <m:r>
+                <m:t xml:space="preserve">=−</m:t>
+              </m:r>
+              <m:r>
+                <m:t xml:space="preserve">8</m:t>
+              </m:r>
+              <m:r>
+                <m:t xml:space="preserve">+</m:t>
+              </m:r>
+              <m:r>
+                <m:t xml:space="preserve">4</m:t>
+              </m:r>
+              <m:r>
+                <m:t xml:space="preserve">+</m:t>
+              </m:r>
+              <m:r>
+                <m:t xml:space="preserve">3</m:t>
+              </m:r>
+            </m:oMath>
+          </w:p>
+          <w:p>
+            <w:pPr>
+              <w:spacing w:line="360" w:lineRule="auto" w:after="80"/>
+              <w:jc w:val="left"/>
+            </w:pPr>
+            <w:r>
+              <w:rPr>
+                <w:rFonts w:ascii="Calibri" w:hAnsi="Calibri" w:eastAsia="微軟正黑體"/>
+                <w:sz w:val="24"/>
+                <w:szCs w:val="24"/>
+              </w:rPr>
+              <w:t xml:space="preserve">∴ 餘式為 </w:t>
+            </w:r>
+            <m:oMath>
+              <m:r>
+                <m:t xml:space="preserve">−</m:t>
+              </m:r>
+              <m:r>
+                <m:t xml:space="preserve">1</m:t>
+              </m:r>
+            </m:oMath>
+          </w:p>
+        </w:tc>
+      </w:tr>
+    </w:tbl>
     <w:p>
       <w:pPr>
-        <w:spacing w:line="360" w:lineRule="auto" w:after="80"/>
-        <w:jc w:val="left"/>
+        <w:spacing w:line="360" w:lineRule="auto"/>
       </w:pPr>
-      <w:r>
-        <w:rPr>
-          <w:rFonts w:ascii="Calibri" w:hAnsi="Calibri" w:eastAsia="微軟正黑體"/>
-          <w:sz w:val="24"/>
-          <w:szCs w:val="24"/>
-        </w:rPr>
-        <w:t xml:space="preserve">A2　f(−2)=−8+4+3=−1，餘式為 −1</w:t>
-      </w:r>
     </w:p>
+    <w:tbl>
+      <w:tblPr>
+        <w:tblW w:w="11338" w:type="dxa"/>
+        <w:tblBorders>
+          <w:top w:val="single" w:sz="4" w:space="0" w:color="000000"/>
+          <w:left w:val="single" w:sz="4" w:space="0" w:color="000000"/>
+          <w:bottom w:val="single" w:sz="4" w:space="0" w:color="000000"/>
+          <w:right w:val="single" w:sz="4" w:space="0" w:color="000000"/>
+        </w:tblBorders>
+        <w:tblLayout w:type="fixed"/>
+      </w:tblPr>
+      <w:tblGrid>
+        <w:gridCol w:w="11338"/>
+      </w:tblGrid>
+      <w:tr>
+        <w:trPr>
+          <w:cantSplit/>
+        </w:trPr>
+        <w:tc>
+          <w:tcPr>
+            <w:tcW w:w="11338" w:type="dxa"/>
+            <w:tcMar>
+              <w:top w:w="80" w:type="dxa"/>
+              <w:left w:w="120" w:type="dxa"/>
+              <w:bottom w:w="80" w:type="dxa"/>
+              <w:right w:w="120" w:type="dxa"/>
+            </w:tcMar>
+          </w:tcPr>
+          <w:p>
+            <w:pPr>
+              <w:jc w:val="left"/>
+            </w:pPr>
+            <w:r>
+              <w:rPr>
+                <w:rFonts w:ascii="Calibri" w:hAnsi="Calibri" w:eastAsia="微軟正黑體"/>
+                <w:b/>
+                <w:bCs/>
+                <w:sz w:val="24"/>
+                <w:szCs w:val="24"/>
+              </w:rPr>
+              <w:t xml:space="preserve">3．</w:t>
+            </w:r>
+          </w:p>
+          <w:p>
+            <w:pPr>
+              <w:spacing w:line="360" w:lineRule="auto" w:after="80"/>
+              <w:jc w:val="left"/>
+            </w:pPr>
+            <w:r>
+              <w:rPr>
+                <w:rFonts w:ascii="Calibri" w:hAnsi="Calibri" w:eastAsia="微軟正黑體"/>
+                <w:sz w:val="24"/>
+                <w:szCs w:val="24"/>
+              </w:rPr>
+              <w:t xml:space="preserve">令 </w:t>
+            </w:r>
+            <m:oMath>
+              <m:r>
+                <m:t xml:space="preserve">x</m:t>
+              </m:r>
+              <m:r>
+                <m:t xml:space="preserve">+</m:t>
+              </m:r>
+              <m:r>
+                <m:t xml:space="preserve">1</m:t>
+              </m:r>
+              <m:r>
+                <m:t xml:space="preserve">=</m:t>
+              </m:r>
+              <m:r>
+                <m:t xml:space="preserve">0</m:t>
+              </m:r>
+            </m:oMath>
+            <w:r>
+              <w:rPr>
+                <w:rFonts w:ascii="Calibri" w:hAnsi="Calibri" w:eastAsia="微軟正黑體"/>
+                <w:sz w:val="24"/>
+                <w:szCs w:val="24"/>
+              </w:rPr>
+              <w:t xml:space="preserve">，代入 </w:t>
+            </w:r>
+            <m:oMath>
+              <m:r>
+                <m:t xml:space="preserve">x</m:t>
+              </m:r>
+              <m:r>
+                <m:t xml:space="preserve">=−</m:t>
+              </m:r>
+              <m:r>
+                <m:t xml:space="preserve">1</m:t>
+              </m:r>
+            </m:oMath>
+            <w:r>
+              <w:rPr>
+                <w:rFonts w:ascii="Calibri" w:hAnsi="Calibri" w:eastAsia="微軟正黑體"/>
+                <w:sz w:val="24"/>
+                <w:szCs w:val="24"/>
+              </w:rPr>
+              <w:t xml:space="preserve">：</w:t>
+            </w:r>
+            <m:oMath>
+              <m:r>
+                <m:t xml:space="preserve">f</m:t>
+              </m:r>
+              <m:r>
+                <m:t xml:space="preserve">(</m:t>
+              </m:r>
+              <m:r>
+                <m:t xml:space="preserve">−</m:t>
+              </m:r>
+              <m:r>
+                <m:t xml:space="preserve">1</m:t>
+              </m:r>
+              <m:r>
+                <m:t xml:space="preserve">)</m:t>
+              </m:r>
+              <m:r>
+                <m:t xml:space="preserve">=−</m:t>
+              </m:r>
+              <m:r>
+                <m:t xml:space="preserve">1</m:t>
+              </m:r>
+              <m:r>
+                <m:t xml:space="preserve">+</m:t>
+              </m:r>
+              <m:r>
+                <m:t xml:space="preserve">2</m:t>
+              </m:r>
+              <m:r>
+                <m:t xml:space="preserve">+</m:t>
+              </m:r>
+              <m:r>
+                <m:t xml:space="preserve">1</m:t>
+              </m:r>
+              <m:r>
+                <m:t xml:space="preserve">+</m:t>
+              </m:r>
+              <m:r>
+                <m:t xml:space="preserve">4</m:t>
+              </m:r>
+            </m:oMath>
+          </w:p>
+          <w:p>
+            <w:pPr>
+              <w:spacing w:line="360" w:lineRule="auto" w:after="80"/>
+              <w:jc w:val="left"/>
+            </w:pPr>
+            <w:r>
+              <w:rPr>
+                <w:rFonts w:ascii="Calibri" w:hAnsi="Calibri" w:eastAsia="微軟正黑體"/>
+                <w:sz w:val="24"/>
+                <w:szCs w:val="24"/>
+              </w:rPr>
+              <w:t xml:space="preserve">∴ 餘式為 </w:t>
+            </w:r>
+            <m:oMath>
+              <m:r>
+                <m:t xml:space="preserve">6</m:t>
+              </m:r>
+            </m:oMath>
+          </w:p>
+        </w:tc>
+      </w:tr>
+    </w:tbl>
     <w:p>
       <w:pPr>
-        <w:spacing w:line="360" w:lineRule="auto" w:after="80"/>
-        <w:jc w:val="left"/>
+        <w:spacing w:line="360" w:lineRule="auto"/>
       </w:pPr>
-      <w:r>
-        <w:rPr>
-          <w:rFonts w:ascii="Calibri" w:hAnsi="Calibri" w:eastAsia="微軟正黑體"/>
-          <w:sz w:val="24"/>
-          <w:szCs w:val="24"/>
-        </w:rPr>
-        <w:t xml:space="preserve">B1　f(3)=9+3k+9=0 → k=−6</w:t>
-      </w:r>
     </w:p>
+    <w:tbl>
+      <w:tblPr>
+        <w:tblW w:w="11338" w:type="dxa"/>
+        <w:tblBorders>
+          <w:top w:val="single" w:sz="4" w:space="0" w:color="000000"/>
+          <w:left w:val="single" w:sz="4" w:space="0" w:color="000000"/>
+          <w:bottom w:val="single" w:sz="4" w:space="0" w:color="000000"/>
+          <w:right w:val="single" w:sz="4" w:space="0" w:color="000000"/>
+        </w:tblBorders>
+        <w:tblLayout w:type="fixed"/>
+      </w:tblPr>
+      <w:tblGrid>
+        <w:gridCol w:w="11338"/>
+      </w:tblGrid>
+      <w:tr>
+        <w:trPr>
+          <w:cantSplit/>
+        </w:trPr>
+        <w:tc>
+          <w:tcPr>
+            <w:tcW w:w="11338" w:type="dxa"/>
+            <w:tcMar>
+              <w:top w:w="80" w:type="dxa"/>
+              <w:left w:w="120" w:type="dxa"/>
+              <w:bottom w:w="80" w:type="dxa"/>
+              <w:right w:w="120" w:type="dxa"/>
+            </w:tcMar>
+          </w:tcPr>
+          <w:p>
+            <w:pPr>
+              <w:jc w:val="left"/>
+            </w:pPr>
+            <w:r>
+              <w:rPr>
+                <w:rFonts w:ascii="Calibri" w:hAnsi="Calibri" w:eastAsia="微軟正黑體"/>
+                <w:b/>
+                <w:bCs/>
+                <w:sz w:val="24"/>
+                <w:szCs w:val="24"/>
+              </w:rPr>
+              <w:t xml:space="preserve">4．</w:t>
+            </w:r>
+          </w:p>
+          <w:p>
+            <w:pPr>
+              <w:spacing w:line="360" w:lineRule="auto" w:after="80"/>
+              <w:jc w:val="left"/>
+            </w:pPr>
+            <m:oMath>
+              <m:r>
+                <m:t xml:space="preserve">f</m:t>
+              </m:r>
+              <m:r>
+                <m:t xml:space="preserve">(</m:t>
+              </m:r>
+              <m:r>
+                <m:t xml:space="preserve">3</m:t>
+              </m:r>
+              <m:r>
+                <m:t xml:space="preserve">)</m:t>
+              </m:r>
+              <m:r>
+                <m:t xml:space="preserve">=</m:t>
+              </m:r>
+              <m:r>
+                <m:t xml:space="preserve">0</m:t>
+              </m:r>
+            </m:oMath>
+            <w:r>
+              <w:rPr>
+                <w:rFonts w:ascii="Calibri" w:hAnsi="Calibri" w:eastAsia="微軟正黑體"/>
+                <w:sz w:val="24"/>
+                <w:szCs w:val="24"/>
+              </w:rPr>
+              <w:t xml:space="preserve">：</w:t>
+            </w:r>
+            <m:oMath>
+              <m:r>
+                <m:t xml:space="preserve">9</m:t>
+              </m:r>
+              <m:r>
+                <m:t xml:space="preserve">+</m:t>
+              </m:r>
+              <m:r>
+                <m:t xml:space="preserve">3</m:t>
+              </m:r>
+              <m:r>
+                <m:t xml:space="preserve">k</m:t>
+              </m:r>
+              <m:r>
+                <m:t xml:space="preserve">+</m:t>
+              </m:r>
+              <m:r>
+                <m:t xml:space="preserve">9</m:t>
+              </m:r>
+              <m:r>
+                <m:t xml:space="preserve">=</m:t>
+              </m:r>
+              <m:r>
+                <m:t xml:space="preserve">0</m:t>
+              </m:r>
+            </m:oMath>
+            <w:r>
+              <w:rPr>
+                <w:rFonts w:ascii="Calibri" w:hAnsi="Calibri" w:eastAsia="微軟正黑體"/>
+                <w:sz w:val="24"/>
+                <w:szCs w:val="24"/>
+              </w:rPr>
+              <w:t xml:space="preserve">，即 </w:t>
+            </w:r>
+            <m:oMath>
+              <m:r>
+                <m:t xml:space="preserve">3</m:t>
+              </m:r>
+              <m:r>
+                <m:t xml:space="preserve">k</m:t>
+              </m:r>
+              <m:r>
+                <m:t xml:space="preserve">=−</m:t>
+              </m:r>
+              <m:r>
+                <m:t xml:space="preserve">18</m:t>
+              </m:r>
+            </m:oMath>
+          </w:p>
+          <w:p>
+            <w:pPr>
+              <w:spacing w:line="360" w:lineRule="auto" w:after="80"/>
+              <w:jc w:val="left"/>
+            </w:pPr>
+            <w:r>
+              <w:rPr>
+                <w:rFonts w:ascii="Calibri" w:hAnsi="Calibri" w:eastAsia="微軟正黑體"/>
+                <w:sz w:val="24"/>
+                <w:szCs w:val="24"/>
+              </w:rPr>
+              <w:t xml:space="preserve">∴ </w:t>
+            </w:r>
+            <m:oMath>
+              <m:r>
+                <m:t xml:space="preserve">k</m:t>
+              </m:r>
+              <m:r>
+                <m:t xml:space="preserve">=−</m:t>
+              </m:r>
+              <m:r>
+                <m:t xml:space="preserve">6</m:t>
+              </m:r>
+            </m:oMath>
+            <w:r>
+              <w:rPr>
+                <w:rFonts w:ascii="Calibri" w:hAnsi="Calibri" w:eastAsia="微軟正黑體"/>
+                <w:sz w:val="24"/>
+                <w:szCs w:val="24"/>
+              </w:rPr>
+              <w:t xml:space="preserve">（回代：</w:t>
+            </w:r>
+            <m:oMath>
+              <m:sSup>
+                <m:e>
+                  <m:r>
+                    <m:t xml:space="preserve">x</m:t>
+                  </m:r>
+                </m:e>
+                <m:sup>
+                  <m:r>
+                    <m:t xml:space="preserve">2</m:t>
+                  </m:r>
+                </m:sup>
+              </m:sSup>
+              <m:r>
+                <m:t xml:space="preserve">−</m:t>
+              </m:r>
+              <m:r>
+                <m:t xml:space="preserve">6</m:t>
+              </m:r>
+              <m:r>
+                <m:t xml:space="preserve">x</m:t>
+              </m:r>
+              <m:r>
+                <m:t xml:space="preserve">+</m:t>
+              </m:r>
+              <m:r>
+                <m:t xml:space="preserve">9</m:t>
+              </m:r>
+              <m:r>
+                <m:t xml:space="preserve">=</m:t>
+              </m:r>
+              <m:sSup>
+                <m:e>
+                  <m:r>
+                    <m:t xml:space="preserve">(</m:t>
+                  </m:r>
+                  <m:r>
+                    <m:t xml:space="preserve">x</m:t>
+                  </m:r>
+                  <m:r>
+                    <m:t xml:space="preserve">−</m:t>
+                  </m:r>
+                  <m:r>
+                    <m:t xml:space="preserve">3</m:t>
+                  </m:r>
+                  <m:r>
+                    <m:t xml:space="preserve">)</m:t>
+                  </m:r>
+                </m:e>
+                <m:sup>
+                  <m:r>
+                    <m:t xml:space="preserve">2</m:t>
+                  </m:r>
+                </m:sup>
+              </m:sSup>
+            </m:oMath>
+            <w:r>
+              <w:rPr>
+                <w:rFonts w:ascii="Calibri" w:hAnsi="Calibri" w:eastAsia="微軟正黑體"/>
+                <w:sz w:val="24"/>
+                <w:szCs w:val="24"/>
+              </w:rPr>
+              <w:t xml:space="preserve"> ✓）</w:t>
+            </w:r>
+          </w:p>
+        </w:tc>
+      </w:tr>
+    </w:tbl>
     <w:p>
       <w:pPr>
-        <w:spacing w:line="360" w:lineRule="auto" w:after="80"/>
-        <w:jc w:val="left"/>
+        <w:spacing w:line="360" w:lineRule="auto"/>
       </w:pPr>
-      <w:r>
-        <w:rPr>
-          <w:rFonts w:ascii="Calibri" w:hAnsi="Calibri" w:eastAsia="微軟正黑體"/>
-          <w:sz w:val="24"/>
-          <w:szCs w:val="24"/>
-        </w:rPr>
-        <w:t xml:space="preserve">B2　f(−2)=4+10+a=0 → a=−14</w:t>
-      </w:r>
     </w:p>
+    <w:tbl>
+      <w:tblPr>
+        <w:tblW w:w="11338" w:type="dxa"/>
+        <w:tblBorders>
+          <w:top w:val="single" w:sz="4" w:space="0" w:color="000000"/>
+          <w:left w:val="single" w:sz="4" w:space="0" w:color="000000"/>
+          <w:bottom w:val="single" w:sz="4" w:space="0" w:color="000000"/>
+          <w:right w:val="single" w:sz="4" w:space="0" w:color="000000"/>
+        </w:tblBorders>
+        <w:tblLayout w:type="fixed"/>
+      </w:tblPr>
+      <w:tblGrid>
+        <w:gridCol w:w="11338"/>
+      </w:tblGrid>
+      <w:tr>
+        <w:trPr>
+          <w:cantSplit/>
+        </w:trPr>
+        <w:tc>
+          <w:tcPr>
+            <w:tcW w:w="11338" w:type="dxa"/>
+            <w:tcMar>
+              <w:top w:w="80" w:type="dxa"/>
+              <w:left w:w="120" w:type="dxa"/>
+              <w:bottom w:w="80" w:type="dxa"/>
+              <w:right w:w="120" w:type="dxa"/>
+            </w:tcMar>
+          </w:tcPr>
+          <w:p>
+            <w:pPr>
+              <w:jc w:val="left"/>
+            </w:pPr>
+            <w:r>
+              <w:rPr>
+                <w:rFonts w:ascii="Calibri" w:hAnsi="Calibri" w:eastAsia="微軟正黑體"/>
+                <w:b/>
+                <w:bCs/>
+                <w:sz w:val="24"/>
+                <w:szCs w:val="24"/>
+              </w:rPr>
+              <w:t xml:space="preserve">5．</w:t>
+            </w:r>
+          </w:p>
+          <w:p>
+            <w:pPr>
+              <w:spacing w:line="360" w:lineRule="auto" w:after="80"/>
+              <w:jc w:val="left"/>
+            </w:pPr>
+            <m:oMath>
+              <m:r>
+                <m:t xml:space="preserve">f</m:t>
+              </m:r>
+              <m:r>
+                <m:t xml:space="preserve">(</m:t>
+              </m:r>
+              <m:r>
+                <m:t xml:space="preserve">−</m:t>
+              </m:r>
+              <m:r>
+                <m:t xml:space="preserve">2</m:t>
+              </m:r>
+              <m:r>
+                <m:t xml:space="preserve">)</m:t>
+              </m:r>
+              <m:r>
+                <m:t xml:space="preserve">=</m:t>
+              </m:r>
+              <m:r>
+                <m:t xml:space="preserve">0</m:t>
+              </m:r>
+            </m:oMath>
+            <w:r>
+              <w:rPr>
+                <w:rFonts w:ascii="Calibri" w:hAnsi="Calibri" w:eastAsia="微軟正黑體"/>
+                <w:sz w:val="24"/>
+                <w:szCs w:val="24"/>
+              </w:rPr>
+              <w:t xml:space="preserve">：</w:t>
+            </w:r>
+            <m:oMath>
+              <m:r>
+                <m:t xml:space="preserve">4</m:t>
+              </m:r>
+              <m:r>
+                <m:t xml:space="preserve">+</m:t>
+              </m:r>
+              <m:r>
+                <m:t xml:space="preserve">10</m:t>
+              </m:r>
+              <m:r>
+                <m:t xml:space="preserve">+</m:t>
+              </m:r>
+              <m:r>
+                <m:t xml:space="preserve">a</m:t>
+              </m:r>
+              <m:r>
+                <m:t xml:space="preserve">=</m:t>
+              </m:r>
+              <m:r>
+                <m:t xml:space="preserve">0</m:t>
+              </m:r>
+            </m:oMath>
+          </w:p>
+          <w:p>
+            <w:pPr>
+              <w:spacing w:line="360" w:lineRule="auto" w:after="80"/>
+              <w:jc w:val="left"/>
+            </w:pPr>
+            <w:r>
+              <w:rPr>
+                <w:rFonts w:ascii="Calibri" w:hAnsi="Calibri" w:eastAsia="微軟正黑體"/>
+                <w:sz w:val="24"/>
+                <w:szCs w:val="24"/>
+              </w:rPr>
+              <w:t xml:space="preserve">∴ </w:t>
+            </w:r>
+            <m:oMath>
+              <m:r>
+                <m:t xml:space="preserve">a</m:t>
+              </m:r>
+              <m:r>
+                <m:t xml:space="preserve">=−</m:t>
+              </m:r>
+              <m:r>
+                <m:t xml:space="preserve">14</m:t>
+              </m:r>
+            </m:oMath>
+            <w:r>
+              <w:rPr>
+                <w:rFonts w:ascii="Calibri" w:hAnsi="Calibri" w:eastAsia="微軟正黑體"/>
+                <w:sz w:val="24"/>
+                <w:szCs w:val="24"/>
+              </w:rPr>
+              <w:t xml:space="preserve">（回代：</w:t>
+            </w:r>
+            <m:oMath>
+              <m:sSup>
+                <m:e>
+                  <m:r>
+                    <m:t xml:space="preserve">x</m:t>
+                  </m:r>
+                </m:e>
+                <m:sup>
+                  <m:r>
+                    <m:t xml:space="preserve">2</m:t>
+                  </m:r>
+                </m:sup>
+              </m:sSup>
+              <m:r>
+                <m:t xml:space="preserve">−</m:t>
+              </m:r>
+              <m:r>
+                <m:t xml:space="preserve">5</m:t>
+              </m:r>
+              <m:r>
+                <m:t xml:space="preserve">x</m:t>
+              </m:r>
+              <m:r>
+                <m:t xml:space="preserve">−</m:t>
+              </m:r>
+              <m:r>
+                <m:t xml:space="preserve">14</m:t>
+              </m:r>
+              <m:r>
+                <m:t xml:space="preserve">=</m:t>
+              </m:r>
+              <m:r>
+                <m:t xml:space="preserve">(</m:t>
+              </m:r>
+              <m:r>
+                <m:t xml:space="preserve">x</m:t>
+              </m:r>
+              <m:r>
+                <m:t xml:space="preserve">+</m:t>
+              </m:r>
+              <m:r>
+                <m:t xml:space="preserve">2</m:t>
+              </m:r>
+              <m:r>
+                <m:t xml:space="preserve">)</m:t>
+              </m:r>
+              <m:r>
+                <m:t xml:space="preserve">(</m:t>
+              </m:r>
+              <m:r>
+                <m:t xml:space="preserve">x</m:t>
+              </m:r>
+              <m:r>
+                <m:t xml:space="preserve">−</m:t>
+              </m:r>
+              <m:r>
+                <m:t xml:space="preserve">7</m:t>
+              </m:r>
+              <m:r>
+                <m:t xml:space="preserve">)</m:t>
+              </m:r>
+            </m:oMath>
+            <w:r>
+              <w:rPr>
+                <w:rFonts w:ascii="Calibri" w:hAnsi="Calibri" w:eastAsia="微軟正黑體"/>
+                <w:sz w:val="24"/>
+                <w:szCs w:val="24"/>
+              </w:rPr>
+              <w:t xml:space="preserve"> ✓）</w:t>
+            </w:r>
+          </w:p>
+        </w:tc>
+      </w:tr>
+    </w:tbl>
     <w:p>
       <w:pPr>
-        <w:spacing w:line="360" w:lineRule="auto" w:after="80"/>
-        <w:jc w:val="left"/>
+        <w:spacing w:line="360" w:lineRule="auto"/>
       </w:pPr>
-      <w:r>
-        <w:rPr>
-          <w:rFonts w:ascii="Calibri" w:hAnsi="Calibri" w:eastAsia="微軟正黑體"/>
-          <w:sz w:val="24"/>
-          <w:szCs w:val="24"/>
-        </w:rPr>
-        <w:t xml:space="preserve">B3　f(−3)=9+18+a=0 → a=−27</w:t>
-      </w:r>
     </w:p>
+    <w:tbl>
+      <w:tblPr>
+        <w:tblW w:w="11338" w:type="dxa"/>
+        <w:tblBorders>
+          <w:top w:val="single" w:sz="4" w:space="0" w:color="000000"/>
+          <w:left w:val="single" w:sz="4" w:space="0" w:color="000000"/>
+          <w:bottom w:val="single" w:sz="4" w:space="0" w:color="000000"/>
+          <w:right w:val="single" w:sz="4" w:space="0" w:color="000000"/>
+        </w:tblBorders>
+        <w:tblLayout w:type="fixed"/>
+      </w:tblPr>
+      <w:tblGrid>
+        <w:gridCol w:w="11338"/>
+      </w:tblGrid>
+      <w:tr>
+        <w:trPr>
+          <w:cantSplit/>
+        </w:trPr>
+        <w:tc>
+          <w:tcPr>
+            <w:tcW w:w="11338" w:type="dxa"/>
+            <w:tcMar>
+              <w:top w:w="80" w:type="dxa"/>
+              <w:left w:w="120" w:type="dxa"/>
+              <w:bottom w:w="80" w:type="dxa"/>
+              <w:right w:w="120" w:type="dxa"/>
+            </w:tcMar>
+          </w:tcPr>
+          <w:p>
+            <w:pPr>
+              <w:jc w:val="left"/>
+            </w:pPr>
+            <w:r>
+              <w:rPr>
+                <w:rFonts w:ascii="Calibri" w:hAnsi="Calibri" w:eastAsia="微軟正黑體"/>
+                <w:b/>
+                <w:bCs/>
+                <w:sz w:val="24"/>
+                <w:szCs w:val="24"/>
+              </w:rPr>
+              <w:t xml:space="preserve">6．</w:t>
+            </w:r>
+          </w:p>
+          <w:p>
+            <w:pPr>
+              <w:spacing w:line="360" w:lineRule="auto" w:after="80"/>
+              <w:jc w:val="left"/>
+            </w:pPr>
+            <w:r>
+              <w:rPr>
+                <w:rFonts w:ascii="Calibri" w:hAnsi="Calibri" w:eastAsia="微軟正黑體"/>
+                <w:sz w:val="24"/>
+                <w:szCs w:val="24"/>
+              </w:rPr>
+              <w:t xml:space="preserve">令 </w:t>
+            </w:r>
+            <m:oMath>
+              <m:r>
+                <m:t xml:space="preserve">2</m:t>
+              </m:r>
+              <m:r>
+                <m:t xml:space="preserve">x</m:t>
+              </m:r>
+              <m:r>
+                <m:t xml:space="preserve">−</m:t>
+              </m:r>
+              <m:r>
+                <m:t xml:space="preserve">1</m:t>
+              </m:r>
+              <m:r>
+                <m:t xml:space="preserve">=</m:t>
+              </m:r>
+              <m:r>
+                <m:t xml:space="preserve">0</m:t>
+              </m:r>
+            </m:oMath>
+            <w:r>
+              <w:rPr>
+                <w:rFonts w:ascii="Calibri" w:hAnsi="Calibri" w:eastAsia="微軟正黑體"/>
+                <w:sz w:val="24"/>
+                <w:szCs w:val="24"/>
+              </w:rPr>
+              <w:t xml:space="preserve">，代入 </w:t>
+            </w:r>
+            <m:oMath>
+              <m:r>
+                <m:t xml:space="preserve">x</m:t>
+              </m:r>
+              <m:r>
+                <m:t xml:space="preserve">=</m:t>
+              </m:r>
+              <m:f>
+                <m:num>
+                  <m:r>
+                    <m:t xml:space="preserve">1</m:t>
+                  </m:r>
+                </m:num>
+                <m:den>
+                  <m:r>
+                    <m:t xml:space="preserve">2</m:t>
+                  </m:r>
+                </m:den>
+              </m:f>
+            </m:oMath>
+            <w:r>
+              <w:rPr>
+                <w:rFonts w:ascii="Calibri" w:hAnsi="Calibri" w:eastAsia="微軟正黑體"/>
+                <w:sz w:val="24"/>
+                <w:szCs w:val="24"/>
+              </w:rPr>
+              <w:t xml:space="preserve">：</w:t>
+            </w:r>
+            <m:oMath>
+              <m:r>
+                <m:t xml:space="preserve">f</m:t>
+              </m:r>
+              <m:r>
+                <m:t xml:space="preserve">(</m:t>
+              </m:r>
+              <m:f>
+                <m:num>
+                  <m:r>
+                    <m:t xml:space="preserve">1</m:t>
+                  </m:r>
+                </m:num>
+                <m:den>
+                  <m:r>
+                    <m:t xml:space="preserve">2</m:t>
+                  </m:r>
+                </m:den>
+              </m:f>
+              <m:r>
+                <m:t xml:space="preserve">)</m:t>
+              </m:r>
+              <m:r>
+                <m:t xml:space="preserve">=</m:t>
+              </m:r>
+              <m:r>
+                <m:t xml:space="preserve">1</m:t>
+              </m:r>
+              <m:r>
+                <m:t xml:space="preserve">−</m:t>
+              </m:r>
+              <m:r>
+                <m:t xml:space="preserve">1</m:t>
+              </m:r>
+              <m:r>
+                <m:t xml:space="preserve">+</m:t>
+              </m:r>
+              <m:r>
+                <m:t xml:space="preserve">1</m:t>
+              </m:r>
+              <m:r>
+                <m:t xml:space="preserve">+</m:t>
+              </m:r>
+              <m:r>
+                <m:t xml:space="preserve">1</m:t>
+              </m:r>
+            </m:oMath>
+          </w:p>
+          <w:p>
+            <w:pPr>
+              <w:spacing w:line="360" w:lineRule="auto" w:after="80"/>
+              <w:jc w:val="left"/>
+            </w:pPr>
+            <w:r>
+              <w:rPr>
+                <w:rFonts w:ascii="Calibri" w:hAnsi="Calibri" w:eastAsia="微軟正黑體"/>
+                <w:sz w:val="24"/>
+                <w:szCs w:val="24"/>
+              </w:rPr>
+              <w:t xml:space="preserve">∴ 餘式為 </w:t>
+            </w:r>
+            <m:oMath>
+              <m:r>
+                <m:t xml:space="preserve">2</m:t>
+              </m:r>
+            </m:oMath>
+            <w:r>
+              <w:rPr>
+                <w:rFonts w:ascii="Calibri" w:hAnsi="Calibri" w:eastAsia="微軟正黑體"/>
+                <w:sz w:val="24"/>
+                <w:szCs w:val="24"/>
+              </w:rPr>
+              <w:t xml:space="preserve">（綜合除法 </w:t>
+            </w:r>
+            <m:oMath>
+              <m:r>
+                <m:t xml:space="preserve">c</m:t>
+              </m:r>
+              <m:r>
+                <m:t xml:space="preserve">=</m:t>
+              </m:r>
+              <m:f>
+                <m:num>
+                  <m:r>
+                    <m:t xml:space="preserve">1</m:t>
+                  </m:r>
+                </m:num>
+                <m:den>
+                  <m:r>
+                    <m:t xml:space="preserve">2</m:t>
+                  </m:r>
+                </m:den>
+              </m:f>
+            </m:oMath>
+            <w:r>
+              <w:rPr>
+                <w:rFonts w:ascii="Calibri" w:hAnsi="Calibri" w:eastAsia="微軟正黑體"/>
+                <w:sz w:val="24"/>
+                <w:szCs w:val="24"/>
+              </w:rPr>
+              <w:t xml:space="preserve"> 核對：最後一格也是 2 ✓）</w:t>
+            </w:r>
+          </w:p>
+        </w:tc>
+      </w:tr>
+    </w:tbl>
     <w:p>
       <w:pPr>
-        <w:spacing w:line="360" w:lineRule="auto" w:after="80"/>
-        <w:jc w:val="left"/>
+        <w:spacing w:line="360" w:lineRule="auto"/>
       </w:pPr>
-      <w:r>
-        <w:rPr>
-          <w:rFonts w:ascii="Calibri" w:hAnsi="Calibri" w:eastAsia="微軟正黑體"/>
-          <w:sz w:val="24"/>
-          <w:szCs w:val="24"/>
-        </w:rPr>
-        <w:t xml:space="preserve">C1　設餘式 ax+b：a+b=5，4a+b=2　解得 a=−1，b=6，餘式為 −x+6</w:t>
-      </w:r>
     </w:p>
+    <w:tbl>
+      <w:tblPr>
+        <w:tblW w:w="11338" w:type="dxa"/>
+        <w:tblBorders>
+          <w:top w:val="single" w:sz="4" w:space="0" w:color="000000"/>
+          <w:left w:val="single" w:sz="4" w:space="0" w:color="000000"/>
+          <w:bottom w:val="single" w:sz="4" w:space="0" w:color="000000"/>
+          <w:right w:val="single" w:sz="4" w:space="0" w:color="000000"/>
+        </w:tblBorders>
+        <w:tblLayout w:type="fixed"/>
+      </w:tblPr>
+      <w:tblGrid>
+        <w:gridCol w:w="11338"/>
+      </w:tblGrid>
+      <w:tr>
+        <w:trPr>
+          <w:cantSplit/>
+        </w:trPr>
+        <w:tc>
+          <w:tcPr>
+            <w:tcW w:w="11338" w:type="dxa"/>
+            <w:tcMar>
+              <w:top w:w="80" w:type="dxa"/>
+              <w:left w:w="120" w:type="dxa"/>
+              <w:bottom w:w="80" w:type="dxa"/>
+              <w:right w:w="120" w:type="dxa"/>
+            </w:tcMar>
+          </w:tcPr>
+          <w:p>
+            <w:pPr>
+              <w:jc w:val="left"/>
+            </w:pPr>
+            <w:r>
+              <w:rPr>
+                <w:rFonts w:ascii="Calibri" w:hAnsi="Calibri" w:eastAsia="微軟正黑體"/>
+                <w:b/>
+                <w:bCs/>
+                <w:sz w:val="24"/>
+                <w:szCs w:val="24"/>
+              </w:rPr>
+              <w:t xml:space="preserve">7．</w:t>
+            </w:r>
+          </w:p>
+          <w:p>
+            <w:pPr>
+              <w:spacing w:line="360" w:lineRule="auto" w:after="80"/>
+              <w:jc w:val="left"/>
+            </w:pPr>
+            <w:r>
+              <w:rPr>
+                <w:rFonts w:ascii="Calibri" w:hAnsi="Calibri" w:eastAsia="微軟正黑體"/>
+                <w:sz w:val="24"/>
+                <w:szCs w:val="24"/>
+              </w:rPr>
+              <w:t xml:space="preserve">除式是二次，餘式最多一次，設餘式為 </w:t>
+            </w:r>
+            <m:oMath>
+              <m:r>
+                <m:t xml:space="preserve">a</m:t>
+              </m:r>
+              <m:r>
+                <m:t xml:space="preserve">x</m:t>
+              </m:r>
+              <m:r>
+                <m:t xml:space="preserve">+</m:t>
+              </m:r>
+              <m:r>
+                <m:t xml:space="preserve">b</m:t>
+              </m:r>
+            </m:oMath>
+            <w:r>
+              <w:rPr>
+                <w:rFonts w:ascii="Calibri" w:hAnsi="Calibri" w:eastAsia="微軟正黑體"/>
+                <w:sz w:val="24"/>
+                <w:szCs w:val="24"/>
+              </w:rPr>
+              <w:t xml:space="preserve">。</w:t>
+            </w:r>
+          </w:p>
+          <w:p>
+            <w:pPr>
+              <w:spacing w:line="360" w:lineRule="auto" w:after="80"/>
+              <w:jc w:val="left"/>
+            </w:pPr>
+            <m:oMath>
+              <m:r>
+                <m:t xml:space="preserve">f</m:t>
+              </m:r>
+              <m:r>
+                <m:t xml:space="preserve">(</m:t>
+              </m:r>
+              <m:r>
+                <m:t xml:space="preserve">1</m:t>
+              </m:r>
+              <m:r>
+                <m:t xml:space="preserve">)</m:t>
+              </m:r>
+              <m:r>
+                <m:t xml:space="preserve">=</m:t>
+              </m:r>
+              <m:r>
+                <m:t xml:space="preserve">5</m:t>
+              </m:r>
+            </m:oMath>
+            <w:r>
+              <w:rPr>
+                <w:rFonts w:ascii="Calibri" w:hAnsi="Calibri" w:eastAsia="微軟正黑體"/>
+                <w:sz w:val="24"/>
+                <w:szCs w:val="24"/>
+              </w:rPr>
+              <w:t xml:space="preserve">：</w:t>
+            </w:r>
+            <m:oMath>
+              <m:r>
+                <m:t xml:space="preserve">a</m:t>
+              </m:r>
+              <m:r>
+                <m:t xml:space="preserve">+</m:t>
+              </m:r>
+              <m:r>
+                <m:t xml:space="preserve">b</m:t>
+              </m:r>
+              <m:r>
+                <m:t xml:space="preserve">=</m:t>
+              </m:r>
+              <m:r>
+                <m:t xml:space="preserve">5</m:t>
+              </m:r>
+            </m:oMath>
+            <w:r>
+              <w:rPr>
+                <w:rFonts w:ascii="Calibri" w:hAnsi="Calibri" w:eastAsia="微軟正黑體"/>
+                <w:sz w:val="24"/>
+                <w:szCs w:val="24"/>
+              </w:rPr>
+              <w:t xml:space="preserve">　①；</w:t>
+            </w:r>
+            <m:oMath>
+              <m:r>
+                <m:t xml:space="preserve">f</m:t>
+              </m:r>
+              <m:r>
+                <m:t xml:space="preserve">(</m:t>
+              </m:r>
+              <m:r>
+                <m:t xml:space="preserve">4</m:t>
+              </m:r>
+              <m:r>
+                <m:t xml:space="preserve">)</m:t>
+              </m:r>
+              <m:r>
+                <m:t xml:space="preserve">=</m:t>
+              </m:r>
+              <m:r>
+                <m:t xml:space="preserve">2</m:t>
+              </m:r>
+            </m:oMath>
+            <w:r>
+              <w:rPr>
+                <w:rFonts w:ascii="Calibri" w:hAnsi="Calibri" w:eastAsia="微軟正黑體"/>
+                <w:sz w:val="24"/>
+                <w:szCs w:val="24"/>
+              </w:rPr>
+              <w:t xml:space="preserve">：</w:t>
+            </w:r>
+            <m:oMath>
+              <m:r>
+                <m:t xml:space="preserve">4</m:t>
+              </m:r>
+              <m:r>
+                <m:t xml:space="preserve">a</m:t>
+              </m:r>
+              <m:r>
+                <m:t xml:space="preserve">+</m:t>
+              </m:r>
+              <m:r>
+                <m:t xml:space="preserve">b</m:t>
+              </m:r>
+              <m:r>
+                <m:t xml:space="preserve">=</m:t>
+              </m:r>
+              <m:r>
+                <m:t xml:space="preserve">2</m:t>
+              </m:r>
+            </m:oMath>
+            <w:r>
+              <w:rPr>
+                <w:rFonts w:ascii="Calibri" w:hAnsi="Calibri" w:eastAsia="微軟正黑體"/>
+                <w:sz w:val="24"/>
+                <w:szCs w:val="24"/>
+              </w:rPr>
+              <w:t xml:space="preserve">　②</w:t>
+            </w:r>
+          </w:p>
+          <w:p>
+            <w:pPr>
+              <w:spacing w:line="360" w:lineRule="auto" w:after="80"/>
+              <w:jc w:val="left"/>
+            </w:pPr>
+            <w:r>
+              <w:rPr>
+                <w:rFonts w:ascii="Calibri" w:hAnsi="Calibri" w:eastAsia="微軟正黑體"/>
+                <w:sz w:val="24"/>
+                <w:szCs w:val="24"/>
+              </w:rPr>
+              <w:t xml:space="preserve">② − ①：</w:t>
+            </w:r>
+            <m:oMath>
+              <m:r>
+                <m:t xml:space="preserve">3</m:t>
+              </m:r>
+              <m:r>
+                <m:t xml:space="preserve">a</m:t>
+              </m:r>
+              <m:r>
+                <m:t xml:space="preserve">=−</m:t>
+              </m:r>
+              <m:r>
+                <m:t xml:space="preserve">3</m:t>
+              </m:r>
+            </m:oMath>
+            <w:r>
+              <w:rPr>
+                <w:rFonts w:ascii="Calibri" w:hAnsi="Calibri" w:eastAsia="微軟正黑體"/>
+                <w:sz w:val="24"/>
+                <w:szCs w:val="24"/>
+              </w:rPr>
+              <w:t xml:space="preserve">，</w:t>
+            </w:r>
+            <m:oMath>
+              <m:r>
+                <m:t xml:space="preserve">a</m:t>
+              </m:r>
+              <m:r>
+                <m:t xml:space="preserve">=−</m:t>
+              </m:r>
+              <m:r>
+                <m:t xml:space="preserve">1</m:t>
+              </m:r>
+            </m:oMath>
+            <w:r>
+              <w:rPr>
+                <w:rFonts w:ascii="Calibri" w:hAnsi="Calibri" w:eastAsia="微軟正黑體"/>
+                <w:sz w:val="24"/>
+                <w:szCs w:val="24"/>
+              </w:rPr>
+              <w:t xml:space="preserve">；代回 ①：</w:t>
+            </w:r>
+            <m:oMath>
+              <m:r>
+                <m:t xml:space="preserve">b</m:t>
+              </m:r>
+              <m:r>
+                <m:t xml:space="preserve">=</m:t>
+              </m:r>
+              <m:r>
+                <m:t xml:space="preserve">6</m:t>
+              </m:r>
+            </m:oMath>
+          </w:p>
+          <w:p>
+            <w:pPr>
+              <w:spacing w:line="360" w:lineRule="auto" w:after="80"/>
+              <w:jc w:val="left"/>
+            </w:pPr>
+            <w:r>
+              <w:rPr>
+                <w:rFonts w:ascii="Calibri" w:hAnsi="Calibri" w:eastAsia="微軟正黑體"/>
+                <w:sz w:val="24"/>
+                <w:szCs w:val="24"/>
+              </w:rPr>
+              <w:t xml:space="preserve">∴ 餘式為 </w:t>
+            </w:r>
+            <m:oMath>
+              <m:r>
+                <m:t xml:space="preserve">−</m:t>
+              </m:r>
+              <m:r>
+                <m:t xml:space="preserve">x</m:t>
+              </m:r>
+              <m:r>
+                <m:t xml:space="preserve">+</m:t>
+              </m:r>
+              <m:r>
+                <m:t xml:space="preserve">6</m:t>
+              </m:r>
+            </m:oMath>
+          </w:p>
+        </w:tc>
+      </w:tr>
+    </w:tbl>
     <w:p>
       <w:pPr>
-        <w:spacing w:line="360" w:lineRule="auto" w:after="80"/>
-        <w:jc w:val="left"/>
+        <w:spacing w:line="360" w:lineRule="auto"/>
       </w:pPr>
-      <w:r>
-        <w:rPr>
-          <w:rFonts w:ascii="Calibri" w:hAnsi="Calibri" w:eastAsia="微軟正黑體"/>
-          <w:sz w:val="24"/>
-          <w:szCs w:val="24"/>
-        </w:rPr>
-        <w:t xml:space="preserve">C2　f(−1)=−1+a−b+4=0；f(2)=8+4a+2b+4=0　解得 a=−3，b=0，a+b=−3</w:t>
-      </w:r>
+    </w:p>
+    <w:tbl>
+      <w:tblPr>
+        <w:tblW w:w="11338" w:type="dxa"/>
+        <w:tblBorders>
+          <w:top w:val="single" w:sz="4" w:space="0" w:color="000000"/>
+          <w:left w:val="single" w:sz="4" w:space="0" w:color="000000"/>
+          <w:bottom w:val="single" w:sz="4" w:space="0" w:color="000000"/>
+          <w:right w:val="single" w:sz="4" w:space="0" w:color="000000"/>
+        </w:tblBorders>
+        <w:tblLayout w:type="fixed"/>
+      </w:tblPr>
+      <w:tblGrid>
+        <w:gridCol w:w="11338"/>
+      </w:tblGrid>
+      <w:tr>
+        <w:trPr>
+          <w:cantSplit/>
+        </w:trPr>
+        <w:tc>
+          <w:tcPr>
+            <w:tcW w:w="11338" w:type="dxa"/>
+            <w:tcMar>
+              <w:top w:w="80" w:type="dxa"/>
+              <w:left w:w="120" w:type="dxa"/>
+              <w:bottom w:w="80" w:type="dxa"/>
+              <w:right w:w="120" w:type="dxa"/>
+            </w:tcMar>
+          </w:tcPr>
+          <w:p>
+            <w:pPr>
+              <w:jc w:val="left"/>
+            </w:pPr>
+            <w:r>
+              <w:rPr>
+                <w:rFonts w:ascii="Calibri" w:hAnsi="Calibri" w:eastAsia="微軟正黑體"/>
+                <w:b/>
+                <w:bCs/>
+                <w:sz w:val="24"/>
+                <w:szCs w:val="24"/>
+              </w:rPr>
+              <w:t xml:space="preserve">8．</w:t>
+            </w:r>
+          </w:p>
+          <w:p>
+            <w:pPr>
+              <w:spacing w:line="360" w:lineRule="auto" w:after="80"/>
+              <w:jc w:val="left"/>
+            </w:pPr>
+            <m:oMath>
+              <m:r>
+                <m:t xml:space="preserve">f</m:t>
+              </m:r>
+              <m:r>
+                <m:t xml:space="preserve">(</m:t>
+              </m:r>
+              <m:r>
+                <m:t xml:space="preserve">−</m:t>
+              </m:r>
+              <m:r>
+                <m:t xml:space="preserve">1</m:t>
+              </m:r>
+              <m:r>
+                <m:t xml:space="preserve">)</m:t>
+              </m:r>
+              <m:r>
+                <m:t xml:space="preserve">=</m:t>
+              </m:r>
+              <m:r>
+                <m:t xml:space="preserve">0</m:t>
+              </m:r>
+            </m:oMath>
+            <w:r>
+              <w:rPr>
+                <w:rFonts w:ascii="Calibri" w:hAnsi="Calibri" w:eastAsia="微軟正黑體"/>
+                <w:sz w:val="24"/>
+                <w:szCs w:val="24"/>
+              </w:rPr>
+              <w:t xml:space="preserve">：</w:t>
+            </w:r>
+            <m:oMath>
+              <m:r>
+                <m:t xml:space="preserve">−</m:t>
+              </m:r>
+              <m:r>
+                <m:t xml:space="preserve">1</m:t>
+              </m:r>
+              <m:r>
+                <m:t xml:space="preserve">+</m:t>
+              </m:r>
+              <m:r>
+                <m:t xml:space="preserve">a</m:t>
+              </m:r>
+              <m:r>
+                <m:t xml:space="preserve">−</m:t>
+              </m:r>
+              <m:r>
+                <m:t xml:space="preserve">b</m:t>
+              </m:r>
+              <m:r>
+                <m:t xml:space="preserve">+</m:t>
+              </m:r>
+              <m:r>
+                <m:t xml:space="preserve">4</m:t>
+              </m:r>
+              <m:r>
+                <m:t xml:space="preserve">=</m:t>
+              </m:r>
+              <m:r>
+                <m:t xml:space="preserve">0</m:t>
+              </m:r>
+            </m:oMath>
+            <w:r>
+              <w:rPr>
+                <w:rFonts w:ascii="Calibri" w:hAnsi="Calibri" w:eastAsia="微軟正黑體"/>
+                <w:sz w:val="24"/>
+                <w:szCs w:val="24"/>
+              </w:rPr>
+              <w:t xml:space="preserve">，即 </w:t>
+            </w:r>
+            <m:oMath>
+              <m:r>
+                <m:t xml:space="preserve">a</m:t>
+              </m:r>
+              <m:r>
+                <m:t xml:space="preserve">−</m:t>
+              </m:r>
+              <m:r>
+                <m:t xml:space="preserve">b</m:t>
+              </m:r>
+              <m:r>
+                <m:t xml:space="preserve">=−</m:t>
+              </m:r>
+              <m:r>
+                <m:t xml:space="preserve">3</m:t>
+              </m:r>
+            </m:oMath>
+            <w:r>
+              <w:rPr>
+                <w:rFonts w:ascii="Calibri" w:hAnsi="Calibri" w:eastAsia="微軟正黑體"/>
+                <w:sz w:val="24"/>
+                <w:szCs w:val="24"/>
+              </w:rPr>
+              <w:t xml:space="preserve">　①</w:t>
+            </w:r>
+          </w:p>
+          <w:p>
+            <w:pPr>
+              <w:spacing w:line="360" w:lineRule="auto" w:after="80"/>
+              <w:jc w:val="left"/>
+            </w:pPr>
+            <m:oMath>
+              <m:r>
+                <m:t xml:space="preserve">f</m:t>
+              </m:r>
+              <m:r>
+                <m:t xml:space="preserve">(</m:t>
+              </m:r>
+              <m:r>
+                <m:t xml:space="preserve">2</m:t>
+              </m:r>
+              <m:r>
+                <m:t xml:space="preserve">)</m:t>
+              </m:r>
+              <m:r>
+                <m:t xml:space="preserve">=</m:t>
+              </m:r>
+              <m:r>
+                <m:t xml:space="preserve">0</m:t>
+              </m:r>
+            </m:oMath>
+            <w:r>
+              <w:rPr>
+                <w:rFonts w:ascii="Calibri" w:hAnsi="Calibri" w:eastAsia="微軟正黑體"/>
+                <w:sz w:val="24"/>
+                <w:szCs w:val="24"/>
+              </w:rPr>
+              <w:t xml:space="preserve">：</w:t>
+            </w:r>
+            <m:oMath>
+              <m:r>
+                <m:t xml:space="preserve">8</m:t>
+              </m:r>
+              <m:r>
+                <m:t xml:space="preserve">+</m:t>
+              </m:r>
+              <m:r>
+                <m:t xml:space="preserve">4</m:t>
+              </m:r>
+              <m:r>
+                <m:t xml:space="preserve">a</m:t>
+              </m:r>
+              <m:r>
+                <m:t xml:space="preserve">+</m:t>
+              </m:r>
+              <m:r>
+                <m:t xml:space="preserve">2</m:t>
+              </m:r>
+              <m:r>
+                <m:t xml:space="preserve">b</m:t>
+              </m:r>
+              <m:r>
+                <m:t xml:space="preserve">+</m:t>
+              </m:r>
+              <m:r>
+                <m:t xml:space="preserve">4</m:t>
+              </m:r>
+              <m:r>
+                <m:t xml:space="preserve">=</m:t>
+              </m:r>
+              <m:r>
+                <m:t xml:space="preserve">0</m:t>
+              </m:r>
+            </m:oMath>
+            <w:r>
+              <w:rPr>
+                <w:rFonts w:ascii="Calibri" w:hAnsi="Calibri" w:eastAsia="微軟正黑體"/>
+                <w:sz w:val="24"/>
+                <w:szCs w:val="24"/>
+              </w:rPr>
+              <w:t xml:space="preserve">，即 </w:t>
+            </w:r>
+            <m:oMath>
+              <m:r>
+                <m:t xml:space="preserve">2</m:t>
+              </m:r>
+              <m:r>
+                <m:t xml:space="preserve">a</m:t>
+              </m:r>
+              <m:r>
+                <m:t xml:space="preserve">+</m:t>
+              </m:r>
+              <m:r>
+                <m:t xml:space="preserve">b</m:t>
+              </m:r>
+              <m:r>
+                <m:t xml:space="preserve">=−</m:t>
+              </m:r>
+              <m:r>
+                <m:t xml:space="preserve">6</m:t>
+              </m:r>
+            </m:oMath>
+            <w:r>
+              <w:rPr>
+                <w:rFonts w:ascii="Calibri" w:hAnsi="Calibri" w:eastAsia="微軟正黑體"/>
+                <w:sz w:val="24"/>
+                <w:szCs w:val="24"/>
+              </w:rPr>
+              <w:t xml:space="preserve">　②</w:t>
+            </w:r>
+          </w:p>
+          <w:p>
+            <w:pPr>
+              <w:spacing w:line="360" w:lineRule="auto" w:after="80"/>
+              <w:jc w:val="left"/>
+            </w:pPr>
+            <w:r>
+              <w:rPr>
+                <w:rFonts w:ascii="Calibri" w:hAnsi="Calibri" w:eastAsia="微軟正黑體"/>
+                <w:sz w:val="24"/>
+                <w:szCs w:val="24"/>
+              </w:rPr>
+              <w:t xml:space="preserve">① ＋ ②：</w:t>
+            </w:r>
+            <m:oMath>
+              <m:r>
+                <m:t xml:space="preserve">3</m:t>
+              </m:r>
+              <m:r>
+                <m:t xml:space="preserve">a</m:t>
+              </m:r>
+              <m:r>
+                <m:t xml:space="preserve">=−</m:t>
+              </m:r>
+              <m:r>
+                <m:t xml:space="preserve">9</m:t>
+              </m:r>
+            </m:oMath>
+            <w:r>
+              <w:rPr>
+                <w:rFonts w:ascii="Calibri" w:hAnsi="Calibri" w:eastAsia="微軟正黑體"/>
+                <w:sz w:val="24"/>
+                <w:szCs w:val="24"/>
+              </w:rPr>
+              <w:t xml:space="preserve">，</w:t>
+            </w:r>
+            <m:oMath>
+              <m:r>
+                <m:t xml:space="preserve">a</m:t>
+              </m:r>
+              <m:r>
+                <m:t xml:space="preserve">=−</m:t>
+              </m:r>
+              <m:r>
+                <m:t xml:space="preserve">3</m:t>
+              </m:r>
+            </m:oMath>
+            <w:r>
+              <w:rPr>
+                <w:rFonts w:ascii="Calibri" w:hAnsi="Calibri" w:eastAsia="微軟正黑體"/>
+                <w:sz w:val="24"/>
+                <w:szCs w:val="24"/>
+              </w:rPr>
+              <w:t xml:space="preserve">；代回 ①：</w:t>
+            </w:r>
+            <m:oMath>
+              <m:r>
+                <m:t xml:space="preserve">b</m:t>
+              </m:r>
+              <m:r>
+                <m:t xml:space="preserve">=</m:t>
+              </m:r>
+              <m:r>
+                <m:t xml:space="preserve">0</m:t>
+              </m:r>
+            </m:oMath>
+          </w:p>
+          <w:p>
+            <w:pPr>
+              <w:spacing w:line="360" w:lineRule="auto" w:after="80"/>
+              <w:jc w:val="left"/>
+            </w:pPr>
+            <w:r>
+              <w:rPr>
+                <w:rFonts w:ascii="Calibri" w:hAnsi="Calibri" w:eastAsia="微軟正黑體"/>
+                <w:sz w:val="24"/>
+                <w:szCs w:val="24"/>
+              </w:rPr>
+              <w:t xml:space="preserve">∴ </w:t>
+            </w:r>
+            <m:oMath>
+              <m:r>
+                <m:t xml:space="preserve">a</m:t>
+              </m:r>
+              <m:r>
+                <m:t xml:space="preserve">+</m:t>
+              </m:r>
+              <m:r>
+                <m:t xml:space="preserve">b</m:t>
+              </m:r>
+              <m:r>
+                <m:t xml:space="preserve">=−</m:t>
+              </m:r>
+              <m:r>
+                <m:t xml:space="preserve">3</m:t>
+              </m:r>
+            </m:oMath>
+          </w:p>
+        </w:tc>
+      </w:tr>
+    </w:tbl>
+    <w:p>
+      <w:pPr>
+        <w:spacing w:line="360" w:lineRule="auto"/>
+      </w:pPr>
     </w:p>
     <w:sectPr>
       <w:footerReference w:type="default" r:id="rIdFooter1"/>
@@ -1192,9 +4268,25 @@
         <w:sz w:val="18"/>
         <w:color w:val="666666"/>
       </w:rPr>
-      <w:t xml:space="preserve">高一數學．餘式定理與因式定理單元　第 </w:t>
+      <w:t xml:space="preserve">高一數學．餘式定理與因式定理　第 </w:t>
     </w:r>
     <w:fldSimple w:instr=" PAGE ">
+      <w:r>
+        <w:rPr>
+          <w:sz w:val="18"/>
+          <w:color w:val="666666"/>
+        </w:rPr>
+        <w:t>1</w:t>
+      </w:r>
+    </w:fldSimple>
+    <w:r>
+      <w:rPr>
+        <w:sz w:val="18"/>
+        <w:color w:val="666666"/>
+      </w:rPr>
+      <w:t xml:space="preserve"> 頁／共 </w:t>
+    </w:r>
+    <w:fldSimple w:instr=" NUMPAGES ">
       <w:r>
         <w:rPr>
           <w:sz w:val="18"/>
